--- a/JSSA.docx
+++ b/JSSA.docx
@@ -34,7 +34,7 @@
         <w:pStyle w:val="a4"/>
         <w:spacing w:before="240" w:after="60" w:line="240" w:lineRule="auto"/>
         <w:rPr>
-          <w:rFonts w:ascii="游ゴシック" w:eastAsia="游ゴシック" w:hAnsi="游ゴシック" w:cs="ＭＳ 明朝" w:hint="eastAsia"/>
+          <w:rFonts w:ascii="游ゴシック" w:eastAsia="游ゴシック" w:hAnsi="游ゴシック" w:cs="ＭＳ 明朝"/>
           <w:color w:val="000000" w:themeColor="text1"/>
         </w:rPr>
       </w:pPr>
@@ -3645,8 +3645,55 @@
           <w:sz w:val="20"/>
           <w:szCs w:val="20"/>
         </w:rPr>
-        <w:t>群は中央部に集</w:t>
-      </w:r>
+        <w:t>群は中央部に集まり、全体に他の群と重複している。</w:t>
+      </w:r>
+      <w:r>
+        <w:rPr>
+          <w:rFonts w:ascii="游ゴシック" w:eastAsia="游ゴシック" w:hAnsi="游ゴシック" w:cs="Montserrat"/>
+          <w:color w:val="000000" w:themeColor="text1"/>
+          <w:sz w:val="20"/>
+          <w:szCs w:val="20"/>
+        </w:rPr>
+        <w:t>C</w:t>
+      </w:r>
+      <w:r>
+        <w:rPr>
+          <w:rFonts w:ascii="游ゴシック" w:eastAsia="游ゴシック" w:hAnsi="游ゴシック" w:cs="ＭＳ 明朝" w:hint="eastAsia"/>
+          <w:color w:val="000000" w:themeColor="text1"/>
+          <w:sz w:val="20"/>
+          <w:szCs w:val="20"/>
+        </w:rPr>
+        <w:t>群は中央部分に半数以上が集まり</w:t>
+      </w:r>
+      <w:r>
+        <w:rPr>
+          <w:rFonts w:ascii="游ゴシック" w:eastAsia="游ゴシック" w:hAnsi="游ゴシック" w:cs="ＭＳ 明朝" w:hint="eastAsia"/>
+          <w:color w:val="000000" w:themeColor="text1"/>
+          <w:sz w:val="20"/>
+          <w:szCs w:val="20"/>
+        </w:rPr>
+        <w:t>つつ</w:t>
+      </w:r>
+      <w:r>
+        <w:rPr>
+          <w:rFonts w:ascii="游ゴシック" w:eastAsia="游ゴシック" w:hAnsi="游ゴシック" w:cs="ＭＳ 明朝" w:hint="eastAsia"/>
+          <w:color w:val="000000" w:themeColor="text1"/>
+          <w:sz w:val="20"/>
+          <w:szCs w:val="20"/>
+        </w:rPr>
+        <w:t>、右下へ伸びている。</w:t>
+      </w:r>
+    </w:p>
+    <w:p>
+      <w:pPr>
+        <w:spacing w:before="240" w:after="60" w:line="240" w:lineRule="auto"/>
+        <w:rPr>
+          <w:rFonts w:ascii="游ゴシック" w:eastAsia="游ゴシック" w:hAnsi="游ゴシック" w:cs="Montserrat"/>
+          <w:color w:val="000000" w:themeColor="text1"/>
+          <w:sz w:val="20"/>
+          <w:szCs w:val="20"/>
+        </w:rPr>
+      </w:pPr>
       <w:r>
         <w:rPr>
           <w:rFonts w:ascii="游ゴシック" w:eastAsia="游ゴシック" w:hAnsi="游ゴシック" w:cs="ＭＳ 明朝" w:hint="eastAsia"/>
@@ -3655,44 +3702,6 @@
           <w:szCs w:val="20"/>
         </w:rPr>
         <w:lastRenderedPageBreak/>
-        <w:t>まり、全体に他の群と重複している。</w:t>
-      </w:r>
-      <w:r>
-        <w:rPr>
-          <w:rFonts w:ascii="游ゴシック" w:eastAsia="游ゴシック" w:hAnsi="游ゴシック" w:cs="Montserrat"/>
-          <w:color w:val="000000" w:themeColor="text1"/>
-          <w:sz w:val="20"/>
-          <w:szCs w:val="20"/>
-        </w:rPr>
-        <w:t>C</w:t>
-      </w:r>
-      <w:r>
-        <w:rPr>
-          <w:rFonts w:ascii="游ゴシック" w:eastAsia="游ゴシック" w:hAnsi="游ゴシック" w:cs="ＭＳ 明朝" w:hint="eastAsia"/>
-          <w:color w:val="000000" w:themeColor="text1"/>
-          <w:sz w:val="20"/>
-          <w:szCs w:val="20"/>
-        </w:rPr>
-        <w:t>群は中央部分に半数以上が集まりながら、右下へ伸びている。</w:t>
-      </w:r>
-    </w:p>
-    <w:p>
-      <w:pPr>
-        <w:spacing w:before="240" w:after="60" w:line="240" w:lineRule="auto"/>
-        <w:rPr>
-          <w:rFonts w:ascii="游ゴシック" w:eastAsia="游ゴシック" w:hAnsi="游ゴシック" w:cs="Montserrat"/>
-          <w:color w:val="000000" w:themeColor="text1"/>
-          <w:sz w:val="20"/>
-          <w:szCs w:val="20"/>
-        </w:rPr>
-      </w:pPr>
-      <w:r>
-        <w:rPr>
-          <w:rFonts w:ascii="游ゴシック" w:eastAsia="游ゴシック" w:hAnsi="游ゴシック" w:cs="ＭＳ 明朝" w:hint="eastAsia"/>
-          <w:color w:val="000000" w:themeColor="text1"/>
-          <w:sz w:val="20"/>
-          <w:szCs w:val="20"/>
-        </w:rPr>
         <w:t>色統計（</w:t>
       </w:r>
       <w:r>
@@ -3833,405 +3842,6 @@
                 <pic:pic xmlns:pic="http://schemas.openxmlformats.org/drawingml/2006/picture">
                   <pic:nvPicPr>
                     <pic:cNvPr id="0" name="image6.jpg"/>
-                    <pic:cNvPicPr preferRelativeResize="0"/>
-                  </pic:nvPicPr>
-                  <pic:blipFill>
-                    <a:blip r:embed="rId4"/>
-                    <a:srcRect/>
-                    <a:stretch>
-                      <a:fillRect/>
-                    </a:stretch>
-                  </pic:blipFill>
-                  <pic:spPr>
-                    <a:xfrm>
-                      <a:off x="0" y="0"/>
-                      <a:ext cx="2700000" cy="2700000"/>
-                    </a:xfrm>
-                    <a:prstGeom prst="rect">
-                      <a:avLst/>
-                    </a:prstGeom>
-                    <a:ln/>
-                  </pic:spPr>
-                </pic:pic>
-              </a:graphicData>
-            </a:graphic>
-          </wp:inline>
-        </w:drawing>
-      </w:r>
-      <w:r>
-        <w:rPr>
-          <w:rFonts w:ascii="游ゴシック" w:eastAsia="游ゴシック" w:hAnsi="游ゴシック" w:cs="ＭＳ 明朝" w:hint="eastAsia"/>
-          <w:color w:val="000000" w:themeColor="text1"/>
-          <w:sz w:val="20"/>
-          <w:szCs w:val="20"/>
-        </w:rPr>
-        <w:t xml:space="preserve">　</w:t>
-      </w:r>
-      <w:r>
-        <w:rPr>
-          <w:rFonts w:ascii="游ゴシック" w:eastAsia="游ゴシック" w:hAnsi="游ゴシック" w:cs="Montserrat"/>
-          <w:noProof/>
-          <w:color w:val="000000" w:themeColor="text1"/>
-          <w:sz w:val="20"/>
-          <w:szCs w:val="20"/>
-        </w:rPr>
-        <w:drawing>
-          <wp:inline distT="114300" distB="114300" distL="114300" distR="114300" wp14:anchorId="24FDBBFE" wp14:editId="3521C106">
-            <wp:extent cx="2700000" cy="2700000"/>
-            <wp:effectExtent l="0" t="0" r="0" b="0"/>
-            <wp:docPr id="7" name="image1.jpg"/>
-            <wp:cNvGraphicFramePr/>
-            <a:graphic xmlns:a="http://schemas.openxmlformats.org/drawingml/2006/main">
-              <a:graphicData uri="http://schemas.openxmlformats.org/drawingml/2006/picture">
-                <pic:pic xmlns:pic="http://schemas.openxmlformats.org/drawingml/2006/picture">
-                  <pic:nvPicPr>
-                    <pic:cNvPr id="0" name="image1.jpg"/>
-                    <pic:cNvPicPr preferRelativeResize="0"/>
-                  </pic:nvPicPr>
-                  <pic:blipFill>
-                    <a:blip r:embed="rId5"/>
-                    <a:srcRect/>
-                    <a:stretch>
-                      <a:fillRect/>
-                    </a:stretch>
-                  </pic:blipFill>
-                  <pic:spPr>
-                    <a:xfrm>
-                      <a:off x="0" y="0"/>
-                      <a:ext cx="2700000" cy="2700000"/>
-                    </a:xfrm>
-                    <a:prstGeom prst="rect">
-                      <a:avLst/>
-                    </a:prstGeom>
-                    <a:ln/>
-                  </pic:spPr>
-                </pic:pic>
-              </a:graphicData>
-            </a:graphic>
-          </wp:inline>
-        </w:drawing>
-      </w:r>
-    </w:p>
-    <w:p>
-      <w:pPr>
-        <w:spacing w:before="240" w:after="60" w:line="240" w:lineRule="auto"/>
-        <w:rPr>
-          <w:rFonts w:ascii="游ゴシック" w:eastAsia="游ゴシック" w:hAnsi="游ゴシック" w:cs="Montserrat"/>
-          <w:color w:val="000000" w:themeColor="text1"/>
-          <w:sz w:val="20"/>
-          <w:szCs w:val="20"/>
-        </w:rPr>
-      </w:pPr>
-      <w:r>
-        <w:rPr>
-          <w:rFonts w:ascii="游ゴシック" w:eastAsia="游ゴシック" w:hAnsi="游ゴシック" w:cs="ＭＳ 明朝" w:hint="eastAsia"/>
-          <w:color w:val="000000" w:themeColor="text1"/>
-          <w:sz w:val="20"/>
-          <w:szCs w:val="20"/>
-        </w:rPr>
-        <w:t>色</w:t>
-      </w:r>
-      <w:r>
-        <w:rPr>
-          <w:rFonts w:ascii="游ゴシック" w:eastAsia="游ゴシック" w:hAnsi="游ゴシック" w:cs="Montserrat"/>
-          <w:color w:val="000000" w:themeColor="text1"/>
-          <w:sz w:val="20"/>
-          <w:szCs w:val="20"/>
-        </w:rPr>
-        <w:t>SSIM</w:t>
-      </w:r>
-      <w:r>
-        <w:rPr>
-          <w:rFonts w:ascii="游ゴシック" w:eastAsia="游ゴシック" w:hAnsi="游ゴシック" w:cs="ＭＳ 明朝" w:hint="eastAsia"/>
-          <w:color w:val="000000" w:themeColor="text1"/>
-          <w:sz w:val="20"/>
-          <w:szCs w:val="20"/>
-        </w:rPr>
-        <w:t>（</w:t>
-      </w:r>
-      <w:r>
-        <w:rPr>
-          <w:rFonts w:ascii="游ゴシック" w:eastAsia="游ゴシック" w:hAnsi="游ゴシック" w:cs="Montserrat"/>
-          <w:color w:val="000000" w:themeColor="text1"/>
-          <w:sz w:val="20"/>
-          <w:szCs w:val="20"/>
-        </w:rPr>
-        <w:t>lab_ssim</w:t>
-      </w:r>
-      <w:r>
-        <w:rPr>
-          <w:rFonts w:ascii="游ゴシック" w:eastAsia="游ゴシック" w:hAnsi="游ゴシック" w:cs="ＭＳ 明朝" w:hint="eastAsia"/>
-          <w:color w:val="000000" w:themeColor="text1"/>
-          <w:sz w:val="20"/>
-          <w:szCs w:val="20"/>
-        </w:rPr>
-        <w:t>）の観点では、</w:t>
-      </w:r>
-      <w:r>
-        <w:rPr>
-          <w:rFonts w:ascii="游ゴシック" w:eastAsia="游ゴシック" w:hAnsi="游ゴシック" w:cs="Montserrat"/>
-          <w:color w:val="000000" w:themeColor="text1"/>
-          <w:sz w:val="20"/>
-          <w:szCs w:val="20"/>
-        </w:rPr>
-        <w:t>3</w:t>
-      </w:r>
-      <w:r>
-        <w:rPr>
-          <w:rFonts w:ascii="游ゴシック" w:eastAsia="游ゴシック" w:hAnsi="游ゴシック" w:cs="ＭＳ 明朝" w:hint="eastAsia"/>
-          <w:color w:val="000000" w:themeColor="text1"/>
-          <w:sz w:val="20"/>
-          <w:szCs w:val="20"/>
-        </w:rPr>
-        <w:t>群は中央付近で水平・帯状に分布している。</w:t>
-      </w:r>
-      <w:r>
-        <w:rPr>
-          <w:rFonts w:ascii="游ゴシック" w:eastAsia="游ゴシック" w:hAnsi="游ゴシック" w:cs="Montserrat"/>
-          <w:color w:val="000000" w:themeColor="text1"/>
-          <w:sz w:val="20"/>
-          <w:szCs w:val="20"/>
-        </w:rPr>
-        <w:t>3</w:t>
-      </w:r>
-      <w:r>
-        <w:rPr>
-          <w:rFonts w:ascii="游ゴシック" w:eastAsia="游ゴシック" w:hAnsi="游ゴシック" w:cs="ＭＳ 明朝" w:hint="eastAsia"/>
-          <w:color w:val="000000" w:themeColor="text1"/>
-          <w:sz w:val="20"/>
-          <w:szCs w:val="20"/>
-        </w:rPr>
-        <w:t>つの群を明確に区別することは難しく、入り混じっている。垂直方向には</w:t>
-      </w:r>
-      <w:r>
-        <w:rPr>
-          <w:rFonts w:ascii="游ゴシック" w:eastAsia="游ゴシック" w:hAnsi="游ゴシック" w:cs="Montserrat"/>
-          <w:color w:val="000000" w:themeColor="text1"/>
-          <w:sz w:val="20"/>
-          <w:szCs w:val="20"/>
-        </w:rPr>
-        <w:t>A</w:t>
-      </w:r>
-      <w:r>
-        <w:rPr>
-          <w:rFonts w:ascii="游ゴシック" w:eastAsia="游ゴシック" w:hAnsi="游ゴシック" w:cs="ＭＳ 明朝" w:hint="eastAsia"/>
-          <w:color w:val="000000" w:themeColor="text1"/>
-          <w:sz w:val="20"/>
-          <w:szCs w:val="20"/>
-        </w:rPr>
-        <w:t>群が比較的分散している。</w:t>
-      </w:r>
-    </w:p>
-    <w:p>
-      <w:pPr>
-        <w:spacing w:before="240" w:after="60" w:line="240" w:lineRule="auto"/>
-        <w:rPr>
-          <w:rFonts w:ascii="游ゴシック" w:eastAsia="游ゴシック" w:hAnsi="游ゴシック" w:cs="Montserrat"/>
-          <w:color w:val="000000" w:themeColor="text1"/>
-          <w:sz w:val="20"/>
-          <w:szCs w:val="20"/>
-        </w:rPr>
-      </w:pPr>
-      <w:r>
-        <w:rPr>
-          <w:rFonts w:ascii="游ゴシック" w:eastAsia="游ゴシック" w:hAnsi="游ゴシック" w:cs="ＭＳ 明朝" w:hint="eastAsia"/>
-          <w:color w:val="000000" w:themeColor="text1"/>
-          <w:sz w:val="20"/>
-          <w:szCs w:val="20"/>
-        </w:rPr>
-        <w:t>エッジ</w:t>
-      </w:r>
-      <w:r>
-        <w:rPr>
-          <w:rFonts w:ascii="游ゴシック" w:eastAsia="游ゴシック" w:hAnsi="游ゴシック" w:cs="Montserrat"/>
-          <w:color w:val="000000" w:themeColor="text1"/>
-          <w:sz w:val="20"/>
-          <w:szCs w:val="20"/>
-        </w:rPr>
-        <w:t>SSIM</w:t>
-      </w:r>
-      <w:r>
-        <w:rPr>
-          <w:rFonts w:ascii="游ゴシック" w:eastAsia="游ゴシック" w:hAnsi="游ゴシック" w:cs="ＭＳ 明朝" w:hint="eastAsia"/>
-          <w:color w:val="000000" w:themeColor="text1"/>
-          <w:sz w:val="20"/>
-          <w:szCs w:val="20"/>
-        </w:rPr>
-        <w:t>（</w:t>
-      </w:r>
-      <w:r>
-        <w:rPr>
-          <w:rFonts w:ascii="游ゴシック" w:eastAsia="游ゴシック" w:hAnsi="游ゴシック" w:cs="Montserrat"/>
-          <w:color w:val="000000" w:themeColor="text1"/>
-          <w:sz w:val="20"/>
-          <w:szCs w:val="20"/>
-        </w:rPr>
-        <w:t>edge_ssim</w:t>
-      </w:r>
-      <w:r>
-        <w:rPr>
-          <w:rFonts w:ascii="游ゴシック" w:eastAsia="游ゴシック" w:hAnsi="游ゴシック" w:cs="ＭＳ 明朝" w:hint="eastAsia"/>
-          <w:color w:val="000000" w:themeColor="text1"/>
-          <w:sz w:val="20"/>
-          <w:szCs w:val="20"/>
-        </w:rPr>
-        <w:t>）の観点でも、色</w:t>
-      </w:r>
-      <w:r>
-        <w:rPr>
-          <w:rFonts w:ascii="游ゴシック" w:eastAsia="游ゴシック" w:hAnsi="游ゴシック" w:cs="Montserrat"/>
-          <w:color w:val="000000" w:themeColor="text1"/>
-          <w:sz w:val="20"/>
-          <w:szCs w:val="20"/>
-        </w:rPr>
-        <w:t>SSIM</w:t>
-      </w:r>
-      <w:r>
-        <w:rPr>
-          <w:rFonts w:ascii="游ゴシック" w:eastAsia="游ゴシック" w:hAnsi="游ゴシック" w:cs="ＭＳ 明朝" w:hint="eastAsia"/>
-          <w:color w:val="000000" w:themeColor="text1"/>
-          <w:sz w:val="20"/>
-          <w:szCs w:val="20"/>
-        </w:rPr>
-        <w:t>と同じように、</w:t>
-      </w:r>
-      <w:r>
-        <w:rPr>
-          <w:rFonts w:ascii="游ゴシック" w:eastAsia="游ゴシック" w:hAnsi="游ゴシック" w:cs="Montserrat"/>
-          <w:color w:val="000000" w:themeColor="text1"/>
-          <w:sz w:val="20"/>
-          <w:szCs w:val="20"/>
-        </w:rPr>
-        <w:t>3</w:t>
-      </w:r>
-      <w:r>
-        <w:rPr>
-          <w:rFonts w:ascii="游ゴシック" w:eastAsia="游ゴシック" w:hAnsi="游ゴシック" w:cs="ＭＳ 明朝" w:hint="eastAsia"/>
-          <w:color w:val="000000" w:themeColor="text1"/>
-          <w:sz w:val="20"/>
-          <w:szCs w:val="20"/>
-        </w:rPr>
-        <w:t>群は中央付近で水平に並んでいる。ただ、色</w:t>
-      </w:r>
-      <w:r>
-        <w:rPr>
-          <w:rFonts w:ascii="游ゴシック" w:eastAsia="游ゴシック" w:hAnsi="游ゴシック" w:cs="Montserrat"/>
-          <w:color w:val="000000" w:themeColor="text1"/>
-          <w:sz w:val="20"/>
-          <w:szCs w:val="20"/>
-        </w:rPr>
-        <w:t>SSIM</w:t>
-      </w:r>
-      <w:r>
-        <w:rPr>
-          <w:rFonts w:ascii="游ゴシック" w:eastAsia="游ゴシック" w:hAnsi="游ゴシック" w:cs="ＭＳ 明朝" w:hint="eastAsia"/>
-          <w:color w:val="000000" w:themeColor="text1"/>
-          <w:sz w:val="20"/>
-          <w:szCs w:val="20"/>
-        </w:rPr>
-        <w:t>に比べてやや右側に固まり、垂直方向の分散は減少している。左の分布は減り、</w:t>
-      </w:r>
-      <w:r>
-        <w:rPr>
-          <w:rFonts w:ascii="游ゴシック" w:eastAsia="游ゴシック" w:hAnsi="游ゴシック" w:cs="Montserrat"/>
-          <w:color w:val="000000" w:themeColor="text1"/>
-          <w:sz w:val="20"/>
-          <w:szCs w:val="20"/>
-        </w:rPr>
-        <w:t>C</w:t>
-      </w:r>
-      <w:r>
-        <w:rPr>
-          <w:rFonts w:ascii="游ゴシック" w:eastAsia="游ゴシック" w:hAnsi="游ゴシック" w:cs="ＭＳ 明朝" w:hint="eastAsia"/>
-          <w:color w:val="000000" w:themeColor="text1"/>
-          <w:sz w:val="20"/>
-          <w:szCs w:val="20"/>
-        </w:rPr>
-        <w:t>群がいくつか分布している。</w:t>
-      </w:r>
-    </w:p>
-    <w:p>
-      <w:pPr>
-        <w:spacing w:before="240" w:after="60" w:line="240" w:lineRule="auto"/>
-        <w:rPr>
-          <w:rFonts w:ascii="游ゴシック" w:eastAsia="游ゴシック" w:hAnsi="游ゴシック" w:cs="Montserrat"/>
-          <w:color w:val="000000" w:themeColor="text1"/>
-          <w:sz w:val="20"/>
-          <w:szCs w:val="20"/>
-        </w:rPr>
-      </w:pPr>
-      <w:r>
-        <w:rPr>
-          <w:rFonts w:ascii="游ゴシック" w:eastAsia="游ゴシック" w:hAnsi="游ゴシック" w:cs="Montserrat"/>
-          <w:noProof/>
-          <w:color w:val="000000" w:themeColor="text1"/>
-          <w:sz w:val="20"/>
-          <w:szCs w:val="20"/>
-        </w:rPr>
-        <w:drawing>
-          <wp:inline distT="114300" distB="114300" distL="114300" distR="114300" wp14:anchorId="6AF6D8C8" wp14:editId="1AE771CC">
-            <wp:extent cx="2700000" cy="2700000"/>
-            <wp:effectExtent l="0" t="0" r="0" b="0"/>
-            <wp:docPr id="6" name="image8.jpg"/>
-            <wp:cNvGraphicFramePr/>
-            <a:graphic xmlns:a="http://schemas.openxmlformats.org/drawingml/2006/main">
-              <a:graphicData uri="http://schemas.openxmlformats.org/drawingml/2006/picture">
-                <pic:pic xmlns:pic="http://schemas.openxmlformats.org/drawingml/2006/picture">
-                  <pic:nvPicPr>
-                    <pic:cNvPr id="0" name="image8.jpg"/>
-                    <pic:cNvPicPr preferRelativeResize="0"/>
-                  </pic:nvPicPr>
-                  <pic:blipFill>
-                    <a:blip r:embed="rId6"/>
-                    <a:srcRect/>
-                    <a:stretch>
-                      <a:fillRect/>
-                    </a:stretch>
-                  </pic:blipFill>
-                  <pic:spPr>
-                    <a:xfrm>
-                      <a:off x="0" y="0"/>
-                      <a:ext cx="2700000" cy="2700000"/>
-                    </a:xfrm>
-                    <a:prstGeom prst="rect">
-                      <a:avLst/>
-                    </a:prstGeom>
-                    <a:ln/>
-                  </pic:spPr>
-                </pic:pic>
-              </a:graphicData>
-            </a:graphic>
-          </wp:inline>
-        </w:drawing>
-      </w:r>
-      <w:r>
-        <w:rPr>
-          <w:rFonts w:ascii="游ゴシック" w:eastAsia="游ゴシック" w:hAnsi="游ゴシック" w:cs="ＭＳ 明朝" w:hint="eastAsia"/>
-          <w:color w:val="000000" w:themeColor="text1"/>
-          <w:sz w:val="20"/>
-          <w:szCs w:val="20"/>
-        </w:rPr>
-        <w:t xml:space="preserve">　</w:t>
-      </w:r>
-      <w:r>
-        <w:rPr>
-          <w:rFonts w:ascii="游ゴシック" w:eastAsia="游ゴシック" w:hAnsi="游ゴシック" w:cs="Montserrat"/>
-          <w:noProof/>
-          <w:color w:val="000000" w:themeColor="text1"/>
-          <w:sz w:val="20"/>
-          <w:szCs w:val="20"/>
-        </w:rPr>
-        <w:drawing>
-          <wp:inline distT="114300" distB="114300" distL="114300" distR="114300" wp14:anchorId="3C056804" wp14:editId="3674312E">
-            <wp:extent cx="2700000" cy="2700000"/>
-            <wp:effectExtent l="0" t="0" r="0" b="0"/>
-            <wp:docPr id="2" name="image7.jpg"/>
-            <wp:cNvGraphicFramePr/>
-            <a:graphic xmlns:a="http://schemas.openxmlformats.org/drawingml/2006/main">
-              <a:graphicData uri="http://schemas.openxmlformats.org/drawingml/2006/picture">
-                <pic:pic xmlns:pic="http://schemas.openxmlformats.org/drawingml/2006/picture">
-                  <pic:nvPicPr>
-                    <pic:cNvPr id="0" name="image7.jpg"/>
                     <pic:cNvPicPr preferRelativeResize="0"/>
                   </pic:nvPicPr>
                   <pic:blipFill>
@@ -4257,264 +3867,34 @@
           </wp:inline>
         </w:drawing>
       </w:r>
-    </w:p>
-    <w:p>
-      <w:pPr>
-        <w:widowControl w:val="0"/>
-        <w:spacing w:before="240" w:after="60" w:line="240" w:lineRule="auto"/>
-        <w:rPr>
-          <w:rFonts w:ascii="游ゴシック" w:eastAsia="游ゴシック" w:hAnsi="游ゴシック" w:cs="Montserrat"/>
-          <w:color w:val="000000" w:themeColor="text1"/>
-          <w:sz w:val="20"/>
-          <w:szCs w:val="20"/>
-        </w:rPr>
-      </w:pPr>
-      <w:r>
-        <w:rPr>
-          <w:rFonts w:ascii="游ゴシック" w:eastAsia="游ゴシック" w:hAnsi="游ゴシック" w:cs="ＭＳ 明朝" w:hint="eastAsia"/>
-          <w:color w:val="000000" w:themeColor="text1"/>
-          <w:sz w:val="20"/>
-          <w:szCs w:val="20"/>
-        </w:rPr>
-        <w:t>エッジ密度（</w:t>
-      </w:r>
-      <w:r>
-        <w:rPr>
-          <w:rFonts w:ascii="游ゴシック" w:eastAsia="游ゴシック" w:hAnsi="游ゴシック" w:cs="Montserrat"/>
-          <w:color w:val="000000" w:themeColor="text1"/>
-          <w:sz w:val="20"/>
-          <w:szCs w:val="20"/>
-        </w:rPr>
-        <w:t>edge_density</w:t>
-      </w:r>
-      <w:r>
-        <w:rPr>
-          <w:rFonts w:ascii="游ゴシック" w:eastAsia="游ゴシック" w:hAnsi="游ゴシック" w:cs="ＭＳ 明朝" w:hint="eastAsia"/>
-          <w:color w:val="000000" w:themeColor="text1"/>
-          <w:sz w:val="20"/>
-          <w:szCs w:val="20"/>
-        </w:rPr>
-        <w:t>）の観点では、大部分の点が左端付近に集まり、右に向かって上下に広がっている。</w:t>
-      </w:r>
-      <w:r>
-        <w:rPr>
-          <w:rFonts w:ascii="游ゴシック" w:eastAsia="游ゴシック" w:hAnsi="游ゴシック" w:cs="Montserrat"/>
-          <w:color w:val="000000" w:themeColor="text1"/>
-          <w:sz w:val="20"/>
-          <w:szCs w:val="20"/>
-        </w:rPr>
-        <w:t>A</w:t>
-      </w:r>
-      <w:r>
-        <w:rPr>
-          <w:rFonts w:ascii="游ゴシック" w:eastAsia="游ゴシック" w:hAnsi="游ゴシック" w:cs="ＭＳ 明朝" w:hint="eastAsia"/>
-          <w:color w:val="000000" w:themeColor="text1"/>
-          <w:sz w:val="20"/>
-          <w:szCs w:val="20"/>
-        </w:rPr>
-        <w:t>群は左端の最も密度の高い中心部に固まっており、外れ値が少ない。</w:t>
-      </w:r>
-      <w:r>
-        <w:rPr>
-          <w:rFonts w:ascii="游ゴシック" w:eastAsia="游ゴシック" w:hAnsi="游ゴシック" w:cs="Montserrat"/>
-          <w:color w:val="000000" w:themeColor="text1"/>
-          <w:sz w:val="20"/>
-          <w:szCs w:val="20"/>
-        </w:rPr>
-        <w:t>B</w:t>
-      </w:r>
-      <w:r>
-        <w:rPr>
-          <w:rFonts w:ascii="游ゴシック" w:eastAsia="游ゴシック" w:hAnsi="游ゴシック" w:cs="ＭＳ 明朝" w:hint="eastAsia"/>
-          <w:color w:val="000000" w:themeColor="text1"/>
-          <w:sz w:val="20"/>
-          <w:szCs w:val="20"/>
-        </w:rPr>
-        <w:t>群は特徴が少な</w:t>
-      </w:r>
-      <w:r>
-        <w:rPr>
-          <w:rFonts w:ascii="游ゴシック" w:eastAsia="游ゴシック" w:hAnsi="游ゴシック" w:cs="ＭＳ 明朝" w:hint="eastAsia"/>
-          <w:color w:val="000000" w:themeColor="text1"/>
-          <w:sz w:val="20"/>
-          <w:szCs w:val="20"/>
-        </w:rPr>
-        <w:lastRenderedPageBreak/>
-        <w:t>かったが、</w:t>
-      </w:r>
-      <w:r>
-        <w:rPr>
-          <w:rFonts w:ascii="游ゴシック" w:eastAsia="游ゴシック" w:hAnsi="游ゴシック" w:cs="Montserrat"/>
-          <w:color w:val="000000" w:themeColor="text1"/>
-          <w:sz w:val="20"/>
-          <w:szCs w:val="20"/>
-        </w:rPr>
-        <w:t>A</w:t>
-      </w:r>
-      <w:r>
-        <w:rPr>
-          <w:rFonts w:ascii="游ゴシック" w:eastAsia="游ゴシック" w:hAnsi="游ゴシック" w:cs="ＭＳ 明朝" w:hint="eastAsia"/>
-          <w:color w:val="000000" w:themeColor="text1"/>
-          <w:sz w:val="20"/>
-          <w:szCs w:val="20"/>
-        </w:rPr>
-        <w:t>群に比べ、上下や右方向への広がりが大きくなっている。</w:t>
-      </w:r>
-      <w:r>
-        <w:rPr>
-          <w:rFonts w:ascii="游ゴシック" w:eastAsia="游ゴシック" w:hAnsi="游ゴシック" w:cs="Montserrat"/>
-          <w:color w:val="000000" w:themeColor="text1"/>
-          <w:sz w:val="20"/>
-          <w:szCs w:val="20"/>
-        </w:rPr>
-        <w:t>C</w:t>
-      </w:r>
-      <w:r>
-        <w:rPr>
-          <w:rFonts w:ascii="游ゴシック" w:eastAsia="游ゴシック" w:hAnsi="游ゴシック" w:cs="ＭＳ 明朝" w:hint="eastAsia"/>
-          <w:color w:val="000000" w:themeColor="text1"/>
-          <w:sz w:val="20"/>
-          <w:szCs w:val="20"/>
-        </w:rPr>
-        <w:t>群は全体に広く分散している。</w:t>
-      </w:r>
-    </w:p>
-    <w:p>
-      <w:pPr>
-        <w:widowControl w:val="0"/>
-        <w:spacing w:before="240" w:after="60" w:line="240" w:lineRule="auto"/>
-        <w:rPr>
-          <w:rFonts w:ascii="游ゴシック" w:eastAsia="游ゴシック" w:hAnsi="游ゴシック" w:cs="Montserrat"/>
-          <w:color w:val="000000" w:themeColor="text1"/>
-          <w:sz w:val="20"/>
-          <w:szCs w:val="20"/>
-        </w:rPr>
-      </w:pPr>
-      <w:r>
-        <w:rPr>
-          <w:rFonts w:ascii="游ゴシック" w:eastAsia="游ゴシック" w:hAnsi="游ゴシック" w:cs="ＭＳ 明朝" w:hint="eastAsia"/>
-          <w:color w:val="000000" w:themeColor="text1"/>
-          <w:sz w:val="20"/>
-          <w:szCs w:val="20"/>
-        </w:rPr>
-        <w:t>エッジ曲率（</w:t>
-      </w:r>
-      <w:r>
-        <w:rPr>
-          <w:rFonts w:ascii="游ゴシック" w:eastAsia="游ゴシック" w:hAnsi="游ゴシック" w:cs="Montserrat"/>
-          <w:color w:val="000000" w:themeColor="text1"/>
-          <w:sz w:val="20"/>
-          <w:szCs w:val="20"/>
-        </w:rPr>
-        <w:t>edge_curvature</w:t>
-      </w:r>
-      <w:r>
-        <w:rPr>
-          <w:rFonts w:ascii="游ゴシック" w:eastAsia="游ゴシック" w:hAnsi="游ゴシック" w:cs="ＭＳ 明朝" w:hint="eastAsia"/>
-          <w:color w:val="000000" w:themeColor="text1"/>
-          <w:sz w:val="20"/>
-          <w:szCs w:val="20"/>
-        </w:rPr>
-        <w:t>）の観点では、</w:t>
-      </w:r>
-      <w:r>
-        <w:rPr>
-          <w:rFonts w:ascii="游ゴシック" w:eastAsia="游ゴシック" w:hAnsi="游ゴシック" w:cs="Montserrat"/>
-          <w:color w:val="000000" w:themeColor="text1"/>
-          <w:sz w:val="20"/>
-          <w:szCs w:val="20"/>
-        </w:rPr>
-        <w:t>A</w:t>
-      </w:r>
-      <w:r>
-        <w:rPr>
-          <w:rFonts w:ascii="游ゴシック" w:eastAsia="游ゴシック" w:hAnsi="游ゴシック" w:cs="ＭＳ 明朝" w:hint="eastAsia"/>
-          <w:color w:val="000000" w:themeColor="text1"/>
-          <w:sz w:val="20"/>
-          <w:szCs w:val="20"/>
-        </w:rPr>
-        <w:t>群が中央付近で水平方向の帯状に分布し、</w:t>
-      </w:r>
-      <w:r>
-        <w:rPr>
-          <w:rFonts w:ascii="游ゴシック" w:eastAsia="游ゴシック" w:hAnsi="游ゴシック" w:cs="Montserrat"/>
-          <w:color w:val="000000" w:themeColor="text1"/>
-          <w:sz w:val="20"/>
-          <w:szCs w:val="20"/>
-        </w:rPr>
-        <w:t>C</w:t>
-      </w:r>
-      <w:r>
-        <w:rPr>
-          <w:rFonts w:ascii="游ゴシック" w:eastAsia="游ゴシック" w:hAnsi="游ゴシック" w:cs="ＭＳ 明朝" w:hint="eastAsia"/>
-          <w:color w:val="000000" w:themeColor="text1"/>
-          <w:sz w:val="20"/>
-          <w:szCs w:val="20"/>
-        </w:rPr>
-        <w:t>群は中央下に独立して高密度に集まった。青は</w:t>
-      </w:r>
-      <w:r>
-        <w:rPr>
-          <w:rFonts w:ascii="游ゴシック" w:eastAsia="游ゴシック" w:hAnsi="游ゴシック" w:cs="Montserrat"/>
-          <w:color w:val="000000" w:themeColor="text1"/>
-          <w:sz w:val="20"/>
-          <w:szCs w:val="20"/>
-        </w:rPr>
-        <w:t>A</w:t>
-      </w:r>
-      <w:r>
-        <w:rPr>
-          <w:rFonts w:ascii="游ゴシック" w:eastAsia="游ゴシック" w:hAnsi="游ゴシック" w:cs="ＭＳ 明朝" w:hint="eastAsia"/>
-          <w:color w:val="000000" w:themeColor="text1"/>
-          <w:sz w:val="20"/>
-          <w:szCs w:val="20"/>
-        </w:rPr>
-        <w:t>群の右太半と</w:t>
-      </w:r>
-      <w:r>
-        <w:rPr>
-          <w:rFonts w:ascii="游ゴシック" w:eastAsia="游ゴシック" w:hAnsi="游ゴシック" w:cs="Montserrat"/>
-          <w:color w:val="000000" w:themeColor="text1"/>
-          <w:sz w:val="20"/>
-          <w:szCs w:val="20"/>
-        </w:rPr>
-        <w:t>C</w:t>
-      </w:r>
-      <w:r>
-        <w:rPr>
-          <w:rFonts w:ascii="游ゴシック" w:eastAsia="游ゴシック" w:hAnsi="游ゴシック" w:cs="ＭＳ 明朝" w:hint="eastAsia"/>
-          <w:color w:val="000000" w:themeColor="text1"/>
-          <w:sz w:val="20"/>
-          <w:szCs w:val="20"/>
-        </w:rPr>
-        <w:t>群に重複して分布しているが、密度は低かった。</w:t>
-      </w:r>
-    </w:p>
-    <w:p>
-      <w:pPr>
-        <w:spacing w:before="240" w:after="60" w:line="240" w:lineRule="auto"/>
-        <w:rPr>
-          <w:rFonts w:ascii="游ゴシック" w:eastAsia="游ゴシック" w:hAnsi="游ゴシック" w:cs="Montserrat"/>
-          <w:color w:val="000000" w:themeColor="text1"/>
-        </w:rPr>
-      </w:pPr>
+      <w:r>
+        <w:rPr>
+          <w:rFonts w:ascii="游ゴシック" w:eastAsia="游ゴシック" w:hAnsi="游ゴシック" w:cs="ＭＳ 明朝" w:hint="eastAsia"/>
+          <w:color w:val="000000" w:themeColor="text1"/>
+          <w:sz w:val="20"/>
+          <w:szCs w:val="20"/>
+        </w:rPr>
+        <w:t xml:space="preserve">　</w:t>
+      </w:r>
       <w:r>
         <w:rPr>
           <w:rFonts w:ascii="游ゴシック" w:eastAsia="游ゴシック" w:hAnsi="游ゴシック" w:cs="Montserrat"/>
           <w:noProof/>
           <w:color w:val="000000" w:themeColor="text1"/>
+          <w:sz w:val="20"/>
+          <w:szCs w:val="20"/>
         </w:rPr>
         <w:drawing>
-          <wp:inline distT="114300" distB="114300" distL="114300" distR="114300" wp14:anchorId="228F6F61" wp14:editId="73B0A285">
+          <wp:inline distT="114300" distB="114300" distL="114300" distR="114300" wp14:anchorId="24FDBBFE" wp14:editId="3521C106">
             <wp:extent cx="2700000" cy="2700000"/>
             <wp:effectExtent l="0" t="0" r="0" b="0"/>
-            <wp:docPr id="5" name="image4.jpg"/>
+            <wp:docPr id="7" name="image1.jpg"/>
             <wp:cNvGraphicFramePr/>
             <a:graphic xmlns:a="http://schemas.openxmlformats.org/drawingml/2006/main">
               <a:graphicData uri="http://schemas.openxmlformats.org/drawingml/2006/picture">
                 <pic:pic xmlns:pic="http://schemas.openxmlformats.org/drawingml/2006/picture">
                   <pic:nvPicPr>
-                    <pic:cNvPr id="0" name="image4.jpg"/>
+                    <pic:cNvPr id="0" name="image1.jpg"/>
                     <pic:cNvPicPr preferRelativeResize="0"/>
                   </pic:nvPicPr>
                   <pic:blipFill>
@@ -4540,30 +3920,274 @@
           </wp:inline>
         </w:drawing>
       </w:r>
-      <w:r>
-        <w:rPr>
-          <w:rFonts w:ascii="游ゴシック" w:eastAsia="游ゴシック" w:hAnsi="游ゴシック" w:cs="ＭＳ 明朝" w:hint="eastAsia"/>
-          <w:color w:val="000000" w:themeColor="text1"/>
-        </w:rPr>
-        <w:t xml:space="preserve">　</w:t>
-      </w:r>
+    </w:p>
+    <w:p>
+      <w:pPr>
+        <w:spacing w:before="240" w:after="60" w:line="240" w:lineRule="auto"/>
+        <w:rPr>
+          <w:rFonts w:ascii="游ゴシック" w:eastAsia="游ゴシック" w:hAnsi="游ゴシック" w:cs="Montserrat"/>
+          <w:color w:val="000000" w:themeColor="text1"/>
+          <w:sz w:val="20"/>
+          <w:szCs w:val="20"/>
+        </w:rPr>
+      </w:pPr>
+      <w:r>
+        <w:rPr>
+          <w:rFonts w:ascii="游ゴシック" w:eastAsia="游ゴシック" w:hAnsi="游ゴシック" w:cs="ＭＳ 明朝" w:hint="eastAsia"/>
+          <w:color w:val="000000" w:themeColor="text1"/>
+          <w:sz w:val="20"/>
+          <w:szCs w:val="20"/>
+        </w:rPr>
+        <w:t>色</w:t>
+      </w:r>
+      <w:r>
+        <w:rPr>
+          <w:rFonts w:ascii="游ゴシック" w:eastAsia="游ゴシック" w:hAnsi="游ゴシック" w:cs="Montserrat"/>
+          <w:color w:val="000000" w:themeColor="text1"/>
+          <w:sz w:val="20"/>
+          <w:szCs w:val="20"/>
+        </w:rPr>
+        <w:t>SSIM</w:t>
+      </w:r>
+      <w:r>
+        <w:rPr>
+          <w:rFonts w:ascii="游ゴシック" w:eastAsia="游ゴシック" w:hAnsi="游ゴシック" w:cs="ＭＳ 明朝" w:hint="eastAsia"/>
+          <w:color w:val="000000" w:themeColor="text1"/>
+          <w:sz w:val="20"/>
+          <w:szCs w:val="20"/>
+        </w:rPr>
+        <w:t>（</w:t>
+      </w:r>
+      <w:r>
+        <w:rPr>
+          <w:rFonts w:ascii="游ゴシック" w:eastAsia="游ゴシック" w:hAnsi="游ゴシック" w:cs="Montserrat"/>
+          <w:color w:val="000000" w:themeColor="text1"/>
+          <w:sz w:val="20"/>
+          <w:szCs w:val="20"/>
+        </w:rPr>
+        <w:t>lab_ssim</w:t>
+      </w:r>
+      <w:r>
+        <w:rPr>
+          <w:rFonts w:ascii="游ゴシック" w:eastAsia="游ゴシック" w:hAnsi="游ゴシック" w:cs="ＭＳ 明朝" w:hint="eastAsia"/>
+          <w:color w:val="000000" w:themeColor="text1"/>
+          <w:sz w:val="20"/>
+          <w:szCs w:val="20"/>
+        </w:rPr>
+        <w:t>）の観点では、</w:t>
+      </w:r>
+      <w:r>
+        <w:rPr>
+          <w:rFonts w:ascii="游ゴシック" w:eastAsia="游ゴシック" w:hAnsi="游ゴシック" w:cs="Montserrat"/>
+          <w:color w:val="000000" w:themeColor="text1"/>
+          <w:sz w:val="20"/>
+          <w:szCs w:val="20"/>
+        </w:rPr>
+        <w:t>3</w:t>
+      </w:r>
+      <w:r>
+        <w:rPr>
+          <w:rFonts w:ascii="游ゴシック" w:eastAsia="游ゴシック" w:hAnsi="游ゴシック" w:cs="ＭＳ 明朝" w:hint="eastAsia"/>
+          <w:color w:val="000000" w:themeColor="text1"/>
+          <w:sz w:val="20"/>
+          <w:szCs w:val="20"/>
+        </w:rPr>
+        <w:t>群は中央付近で水平・帯状に分布している。</w:t>
+      </w:r>
+      <w:r>
+        <w:rPr>
+          <w:rFonts w:ascii="游ゴシック" w:eastAsia="游ゴシック" w:hAnsi="游ゴシック" w:cs="Montserrat"/>
+          <w:color w:val="000000" w:themeColor="text1"/>
+          <w:sz w:val="20"/>
+          <w:szCs w:val="20"/>
+        </w:rPr>
+        <w:t>3</w:t>
+      </w:r>
+      <w:r>
+        <w:rPr>
+          <w:rFonts w:ascii="游ゴシック" w:eastAsia="游ゴシック" w:hAnsi="游ゴシック" w:cs="ＭＳ 明朝" w:hint="eastAsia"/>
+          <w:color w:val="000000" w:themeColor="text1"/>
+          <w:sz w:val="20"/>
+          <w:szCs w:val="20"/>
+        </w:rPr>
+        <w:t>つの群を明確に区別することは難しく、入り混じっている。垂直方向には</w:t>
+      </w:r>
+      <w:r>
+        <w:rPr>
+          <w:rFonts w:ascii="游ゴシック" w:eastAsia="游ゴシック" w:hAnsi="游ゴシック" w:cs="Montserrat"/>
+          <w:color w:val="000000" w:themeColor="text1"/>
+          <w:sz w:val="20"/>
+          <w:szCs w:val="20"/>
+        </w:rPr>
+        <w:t>A</w:t>
+      </w:r>
+      <w:r>
+        <w:rPr>
+          <w:rFonts w:ascii="游ゴシック" w:eastAsia="游ゴシック" w:hAnsi="游ゴシック" w:cs="ＭＳ 明朝" w:hint="eastAsia"/>
+          <w:color w:val="000000" w:themeColor="text1"/>
+          <w:sz w:val="20"/>
+          <w:szCs w:val="20"/>
+        </w:rPr>
+        <w:t>群が比較的分散している。</w:t>
+      </w:r>
+    </w:p>
+    <w:p>
+      <w:pPr>
+        <w:spacing w:before="240" w:after="60" w:line="240" w:lineRule="auto"/>
+        <w:rPr>
+          <w:rFonts w:ascii="游ゴシック" w:eastAsia="游ゴシック" w:hAnsi="游ゴシック" w:cs="Montserrat"/>
+          <w:color w:val="000000" w:themeColor="text1"/>
+          <w:sz w:val="20"/>
+          <w:szCs w:val="20"/>
+        </w:rPr>
+      </w:pPr>
+      <w:r>
+        <w:rPr>
+          <w:rFonts w:ascii="游ゴシック" w:eastAsia="游ゴシック" w:hAnsi="游ゴシック" w:cs="ＭＳ 明朝" w:hint="eastAsia"/>
+          <w:color w:val="000000" w:themeColor="text1"/>
+          <w:sz w:val="20"/>
+          <w:szCs w:val="20"/>
+        </w:rPr>
+        <w:t>エッジ</w:t>
+      </w:r>
+      <w:r>
+        <w:rPr>
+          <w:rFonts w:ascii="游ゴシック" w:eastAsia="游ゴシック" w:hAnsi="游ゴシック" w:cs="Montserrat"/>
+          <w:color w:val="000000" w:themeColor="text1"/>
+          <w:sz w:val="20"/>
+          <w:szCs w:val="20"/>
+        </w:rPr>
+        <w:t>SSIM</w:t>
+      </w:r>
+      <w:r>
+        <w:rPr>
+          <w:rFonts w:ascii="游ゴシック" w:eastAsia="游ゴシック" w:hAnsi="游ゴシック" w:cs="ＭＳ 明朝" w:hint="eastAsia"/>
+          <w:color w:val="000000" w:themeColor="text1"/>
+          <w:sz w:val="20"/>
+          <w:szCs w:val="20"/>
+        </w:rPr>
+        <w:t>（</w:t>
+      </w:r>
+      <w:r>
+        <w:rPr>
+          <w:rFonts w:ascii="游ゴシック" w:eastAsia="游ゴシック" w:hAnsi="游ゴシック" w:cs="Montserrat"/>
+          <w:color w:val="000000" w:themeColor="text1"/>
+          <w:sz w:val="20"/>
+          <w:szCs w:val="20"/>
+        </w:rPr>
+        <w:t>edge_ssim</w:t>
+      </w:r>
+      <w:r>
+        <w:rPr>
+          <w:rFonts w:ascii="游ゴシック" w:eastAsia="游ゴシック" w:hAnsi="游ゴシック" w:cs="ＭＳ 明朝" w:hint="eastAsia"/>
+          <w:color w:val="000000" w:themeColor="text1"/>
+          <w:sz w:val="20"/>
+          <w:szCs w:val="20"/>
+        </w:rPr>
+        <w:t>）の観点でも、色</w:t>
+      </w:r>
+      <w:r>
+        <w:rPr>
+          <w:rFonts w:ascii="游ゴシック" w:eastAsia="游ゴシック" w:hAnsi="游ゴシック" w:cs="Montserrat"/>
+          <w:color w:val="000000" w:themeColor="text1"/>
+          <w:sz w:val="20"/>
+          <w:szCs w:val="20"/>
+        </w:rPr>
+        <w:t>SSIM</w:t>
+      </w:r>
+      <w:r>
+        <w:rPr>
+          <w:rFonts w:ascii="游ゴシック" w:eastAsia="游ゴシック" w:hAnsi="游ゴシック" w:cs="ＭＳ 明朝" w:hint="eastAsia"/>
+          <w:color w:val="000000" w:themeColor="text1"/>
+          <w:sz w:val="20"/>
+          <w:szCs w:val="20"/>
+        </w:rPr>
+        <w:t>と同じように、</w:t>
+      </w:r>
+      <w:r>
+        <w:rPr>
+          <w:rFonts w:ascii="游ゴシック" w:eastAsia="游ゴシック" w:hAnsi="游ゴシック" w:cs="Montserrat"/>
+          <w:color w:val="000000" w:themeColor="text1"/>
+          <w:sz w:val="20"/>
+          <w:szCs w:val="20"/>
+        </w:rPr>
+        <w:t>3</w:t>
+      </w:r>
+      <w:r>
+        <w:rPr>
+          <w:rFonts w:ascii="游ゴシック" w:eastAsia="游ゴシック" w:hAnsi="游ゴシック" w:cs="ＭＳ 明朝" w:hint="eastAsia"/>
+          <w:color w:val="000000" w:themeColor="text1"/>
+          <w:sz w:val="20"/>
+          <w:szCs w:val="20"/>
+        </w:rPr>
+        <w:t>群は中央付近で水平に並んでいる。ただ、色</w:t>
+      </w:r>
+      <w:r>
+        <w:rPr>
+          <w:rFonts w:ascii="游ゴシック" w:eastAsia="游ゴシック" w:hAnsi="游ゴシック" w:cs="Montserrat"/>
+          <w:color w:val="000000" w:themeColor="text1"/>
+          <w:sz w:val="20"/>
+          <w:szCs w:val="20"/>
+        </w:rPr>
+        <w:t>SSIM</w:t>
+      </w:r>
+      <w:r>
+        <w:rPr>
+          <w:rFonts w:ascii="游ゴシック" w:eastAsia="游ゴシック" w:hAnsi="游ゴシック" w:cs="ＭＳ 明朝" w:hint="eastAsia"/>
+          <w:color w:val="000000" w:themeColor="text1"/>
+          <w:sz w:val="20"/>
+          <w:szCs w:val="20"/>
+        </w:rPr>
+        <w:t>に比べてやや右側に固まり、垂直方向の分散は減少している。左の分布は減り、</w:t>
+      </w:r>
+      <w:r>
+        <w:rPr>
+          <w:rFonts w:ascii="游ゴシック" w:eastAsia="游ゴシック" w:hAnsi="游ゴシック" w:cs="Montserrat"/>
+          <w:color w:val="000000" w:themeColor="text1"/>
+          <w:sz w:val="20"/>
+          <w:szCs w:val="20"/>
+        </w:rPr>
+        <w:t>C</w:t>
+      </w:r>
+      <w:r>
+        <w:rPr>
+          <w:rFonts w:ascii="游ゴシック" w:eastAsia="游ゴシック" w:hAnsi="游ゴシック" w:cs="ＭＳ 明朝" w:hint="eastAsia"/>
+          <w:color w:val="000000" w:themeColor="text1"/>
+          <w:sz w:val="20"/>
+          <w:szCs w:val="20"/>
+        </w:rPr>
+        <w:t>群がいくつか分布している。</w:t>
+      </w:r>
+    </w:p>
+    <w:p>
+      <w:pPr>
+        <w:spacing w:before="240" w:after="60" w:line="240" w:lineRule="auto"/>
+        <w:rPr>
+          <w:rFonts w:ascii="游ゴシック" w:eastAsia="游ゴシック" w:hAnsi="游ゴシック" w:cs="Montserrat"/>
+          <w:color w:val="000000" w:themeColor="text1"/>
+          <w:sz w:val="20"/>
+          <w:szCs w:val="20"/>
+        </w:rPr>
+      </w:pPr>
       <w:r>
         <w:rPr>
           <w:rFonts w:ascii="游ゴシック" w:eastAsia="游ゴシック" w:hAnsi="游ゴシック" w:cs="Montserrat"/>
           <w:noProof/>
           <w:color w:val="000000" w:themeColor="text1"/>
+          <w:sz w:val="20"/>
+          <w:szCs w:val="20"/>
         </w:rPr>
         <w:drawing>
-          <wp:inline distT="114300" distB="114300" distL="114300" distR="114300" wp14:anchorId="5A57B0B1" wp14:editId="71225130">
+          <wp:inline distT="114300" distB="114300" distL="114300" distR="114300" wp14:anchorId="6AF6D8C8" wp14:editId="1AE771CC">
             <wp:extent cx="2700000" cy="2700000"/>
             <wp:effectExtent l="0" t="0" r="0" b="0"/>
-            <wp:docPr id="8" name="image5.jpg"/>
+            <wp:docPr id="6" name="image8.jpg"/>
             <wp:cNvGraphicFramePr/>
             <a:graphic xmlns:a="http://schemas.openxmlformats.org/drawingml/2006/main">
               <a:graphicData uri="http://schemas.openxmlformats.org/drawingml/2006/picture">
                 <pic:pic xmlns:pic="http://schemas.openxmlformats.org/drawingml/2006/picture">
                   <pic:nvPicPr>
-                    <pic:cNvPr id="0" name="image5.jpg"/>
+                    <pic:cNvPr id="0" name="image8.jpg"/>
                     <pic:cNvPicPr preferRelativeResize="0"/>
                   </pic:nvPicPr>
                   <pic:blipFill>
@@ -4589,235 +4213,34 @@
           </wp:inline>
         </w:drawing>
       </w:r>
-    </w:p>
-    <w:p>
-      <w:pPr>
-        <w:spacing w:before="240" w:after="60" w:line="240" w:lineRule="auto"/>
-        <w:rPr>
-          <w:rFonts w:ascii="游ゴシック" w:eastAsia="游ゴシック" w:hAnsi="游ゴシック" w:cs="Montserrat"/>
-          <w:color w:val="000000" w:themeColor="text1"/>
-          <w:sz w:val="20"/>
-          <w:szCs w:val="20"/>
-        </w:rPr>
-      </w:pPr>
-      <w:r>
-        <w:rPr>
-          <w:rFonts w:ascii="游ゴシック" w:eastAsia="游ゴシック" w:hAnsi="游ゴシック" w:cs="ＭＳ 明朝" w:hint="eastAsia"/>
-          <w:color w:val="000000" w:themeColor="text1"/>
-          <w:sz w:val="20"/>
-          <w:szCs w:val="20"/>
-        </w:rPr>
-        <w:t>エッジ長統計（</w:t>
-      </w:r>
-      <w:r>
-        <w:rPr>
-          <w:rFonts w:ascii="游ゴシック" w:eastAsia="游ゴシック" w:hAnsi="游ゴシック" w:cs="Montserrat"/>
-          <w:color w:val="000000" w:themeColor="text1"/>
-          <w:sz w:val="20"/>
-          <w:szCs w:val="20"/>
-        </w:rPr>
-        <w:t>edge_length</w:t>
-      </w:r>
-      <w:r>
-        <w:rPr>
-          <w:rFonts w:ascii="游ゴシック" w:eastAsia="游ゴシック" w:hAnsi="游ゴシック" w:cs="ＭＳ 明朝" w:hint="eastAsia"/>
-          <w:color w:val="000000" w:themeColor="text1"/>
-          <w:sz w:val="20"/>
-          <w:szCs w:val="20"/>
-        </w:rPr>
-        <w:t>）の観点では、大部分の点はグラフの左側に密集し、右に行くにつれてデータが広がり分散している。左端の非常に限られた領域に強く高密度で</w:t>
-      </w:r>
-      <w:r>
-        <w:rPr>
-          <w:rFonts w:ascii="游ゴシック" w:eastAsia="游ゴシック" w:hAnsi="游ゴシック" w:cs="Montserrat"/>
-          <w:color w:val="000000" w:themeColor="text1"/>
-          <w:sz w:val="20"/>
-          <w:szCs w:val="20"/>
-        </w:rPr>
-        <w:t>C</w:t>
-      </w:r>
-      <w:r>
-        <w:rPr>
-          <w:rFonts w:ascii="游ゴシック" w:eastAsia="游ゴシック" w:hAnsi="游ゴシック" w:cs="ＭＳ 明朝" w:hint="eastAsia"/>
-          <w:color w:val="000000" w:themeColor="text1"/>
-          <w:sz w:val="20"/>
-          <w:szCs w:val="20"/>
-        </w:rPr>
-        <w:t>群が分布し、ばらつきが最も小さくなっている。</w:t>
-      </w:r>
-      <w:r>
-        <w:rPr>
-          <w:rFonts w:ascii="游ゴシック" w:eastAsia="游ゴシック" w:hAnsi="游ゴシック" w:cs="Montserrat"/>
-          <w:color w:val="000000" w:themeColor="text1"/>
-          <w:sz w:val="20"/>
-          <w:szCs w:val="20"/>
-        </w:rPr>
-        <w:t>B</w:t>
-      </w:r>
-      <w:r>
-        <w:rPr>
-          <w:rFonts w:ascii="游ゴシック" w:eastAsia="游ゴシック" w:hAnsi="游ゴシック" w:cs="ＭＳ 明朝" w:hint="eastAsia"/>
-          <w:color w:val="000000" w:themeColor="text1"/>
-          <w:sz w:val="20"/>
-          <w:szCs w:val="20"/>
-        </w:rPr>
-        <w:t>群は</w:t>
-      </w:r>
-      <w:r>
-        <w:rPr>
-          <w:rFonts w:ascii="游ゴシック" w:eastAsia="游ゴシック" w:hAnsi="游ゴシック" w:cs="Montserrat"/>
-          <w:color w:val="000000" w:themeColor="text1"/>
-          <w:sz w:val="20"/>
-          <w:szCs w:val="20"/>
-        </w:rPr>
-        <w:t>C</w:t>
-      </w:r>
-      <w:r>
-        <w:rPr>
-          <w:rFonts w:ascii="游ゴシック" w:eastAsia="游ゴシック" w:hAnsi="游ゴシック" w:cs="ＭＳ 明朝" w:hint="eastAsia"/>
-          <w:color w:val="000000" w:themeColor="text1"/>
-          <w:sz w:val="20"/>
-          <w:szCs w:val="20"/>
-        </w:rPr>
-        <w:t>群のすぐ右隣とその付近にまとまって位置している。</w:t>
-      </w:r>
-      <w:r>
-        <w:rPr>
-          <w:rFonts w:ascii="游ゴシック" w:eastAsia="游ゴシック" w:hAnsi="游ゴシック" w:cs="Montserrat"/>
-          <w:color w:val="000000" w:themeColor="text1"/>
-          <w:sz w:val="20"/>
-          <w:szCs w:val="20"/>
-        </w:rPr>
-        <w:t>A</w:t>
-      </w:r>
-      <w:r>
-        <w:rPr>
-          <w:rFonts w:ascii="游ゴシック" w:eastAsia="游ゴシック" w:hAnsi="游ゴシック" w:cs="ＭＳ 明朝" w:hint="eastAsia"/>
-          <w:color w:val="000000" w:themeColor="text1"/>
-          <w:sz w:val="20"/>
-          <w:szCs w:val="20"/>
-        </w:rPr>
-        <w:t>群は</w:t>
-      </w:r>
-      <w:r>
-        <w:rPr>
-          <w:rFonts w:ascii="游ゴシック" w:eastAsia="游ゴシック" w:hAnsi="游ゴシック" w:cs="Montserrat"/>
-          <w:color w:val="000000" w:themeColor="text1"/>
-          <w:sz w:val="20"/>
-          <w:szCs w:val="20"/>
-        </w:rPr>
-        <w:t>B</w:t>
-      </w:r>
-      <w:r>
-        <w:rPr>
-          <w:rFonts w:ascii="游ゴシック" w:eastAsia="游ゴシック" w:hAnsi="游ゴシック" w:cs="ＭＳ 明朝" w:hint="eastAsia"/>
-          <w:color w:val="000000" w:themeColor="text1"/>
-          <w:sz w:val="20"/>
-          <w:szCs w:val="20"/>
-        </w:rPr>
-        <w:t>群と重複しつつ、中央・右側にかけても広く分散している。</w:t>
-      </w:r>
-    </w:p>
-    <w:p>
-      <w:pPr>
-        <w:spacing w:before="240" w:after="60" w:line="240" w:lineRule="auto"/>
-        <w:rPr>
-          <w:rFonts w:ascii="游ゴシック" w:eastAsia="游ゴシック" w:hAnsi="游ゴシック" w:cs="Montserrat"/>
-          <w:color w:val="000000" w:themeColor="text1"/>
-          <w:sz w:val="20"/>
-          <w:szCs w:val="20"/>
-        </w:rPr>
-      </w:pPr>
-      <w:r>
-        <w:rPr>
-          <w:rFonts w:ascii="游ゴシック" w:eastAsia="游ゴシック" w:hAnsi="游ゴシック" w:cs="ＭＳ 明朝" w:hint="eastAsia"/>
-          <w:color w:val="000000" w:themeColor="text1"/>
-          <w:sz w:val="20"/>
-          <w:szCs w:val="20"/>
-        </w:rPr>
-        <w:t>エッジ直線角度（</w:t>
-      </w:r>
-      <w:r>
-        <w:rPr>
-          <w:rFonts w:ascii="游ゴシック" w:eastAsia="游ゴシック" w:hAnsi="游ゴシック" w:cs="Montserrat"/>
-          <w:color w:val="000000" w:themeColor="text1"/>
-          <w:sz w:val="20"/>
-          <w:szCs w:val="20"/>
-        </w:rPr>
-        <w:t>line_angle</w:t>
-      </w:r>
-      <w:r>
-        <w:rPr>
-          <w:rFonts w:ascii="游ゴシック" w:eastAsia="游ゴシック" w:hAnsi="游ゴシック" w:cs="ＭＳ 明朝" w:hint="eastAsia"/>
-          <w:color w:val="000000" w:themeColor="text1"/>
-          <w:sz w:val="20"/>
-          <w:szCs w:val="20"/>
-        </w:rPr>
-        <w:t>）の観点では、左向きの三角形のように分布している。</w:t>
-      </w:r>
-      <w:r>
-        <w:rPr>
-          <w:rFonts w:ascii="游ゴシック" w:eastAsia="游ゴシック" w:hAnsi="游ゴシック" w:cs="Montserrat"/>
-          <w:color w:val="000000" w:themeColor="text1"/>
-          <w:sz w:val="20"/>
-          <w:szCs w:val="20"/>
-        </w:rPr>
-        <w:t>A</w:t>
-      </w:r>
-      <w:r>
-        <w:rPr>
-          <w:rFonts w:ascii="游ゴシック" w:eastAsia="游ゴシック" w:hAnsi="游ゴシック" w:cs="ＭＳ 明朝" w:hint="eastAsia"/>
-          <w:color w:val="000000" w:themeColor="text1"/>
-          <w:sz w:val="20"/>
-          <w:szCs w:val="20"/>
-        </w:rPr>
-        <w:t>群は上下への拡散が少なく、特に左端の頂点に集中しているが、右側にも分散している。</w:t>
-      </w:r>
-      <w:r>
-        <w:rPr>
-          <w:rFonts w:ascii="游ゴシック" w:eastAsia="游ゴシック" w:hAnsi="游ゴシック" w:cs="Montserrat"/>
-          <w:color w:val="000000" w:themeColor="text1"/>
-          <w:sz w:val="20"/>
-          <w:szCs w:val="20"/>
-        </w:rPr>
-        <w:t>C</w:t>
-      </w:r>
-      <w:r>
-        <w:rPr>
-          <w:rFonts w:ascii="游ゴシック" w:eastAsia="游ゴシック" w:hAnsi="游ゴシック" w:cs="ＭＳ 明朝" w:hint="eastAsia"/>
-          <w:color w:val="000000" w:themeColor="text1"/>
-          <w:sz w:val="20"/>
-          <w:szCs w:val="20"/>
-        </w:rPr>
-        <w:t>群の大部分は右側で垂直方向に分散する形で分布し、むしろ中央部には少ない。青はそれらすべてと重複しており、全体に広く分布している。</w:t>
-      </w:r>
-    </w:p>
-    <w:p>
-      <w:pPr>
-        <w:spacing w:before="240" w:after="60" w:line="240" w:lineRule="auto"/>
-        <w:rPr>
-          <w:rFonts w:ascii="游ゴシック" w:eastAsia="游ゴシック" w:hAnsi="游ゴシック" w:cs="Montserrat"/>
-          <w:color w:val="000000" w:themeColor="text1"/>
-        </w:rPr>
-      </w:pPr>
+      <w:r>
+        <w:rPr>
+          <w:rFonts w:ascii="游ゴシック" w:eastAsia="游ゴシック" w:hAnsi="游ゴシック" w:cs="ＭＳ 明朝" w:hint="eastAsia"/>
+          <w:color w:val="000000" w:themeColor="text1"/>
+          <w:sz w:val="20"/>
+          <w:szCs w:val="20"/>
+        </w:rPr>
+        <w:t xml:space="preserve">　</w:t>
+      </w:r>
       <w:r>
         <w:rPr>
           <w:rFonts w:ascii="游ゴシック" w:eastAsia="游ゴシック" w:hAnsi="游ゴシック" w:cs="Montserrat"/>
           <w:noProof/>
           <w:color w:val="000000" w:themeColor="text1"/>
-        </w:rPr>
-        <w:lastRenderedPageBreak/>
+          <w:sz w:val="20"/>
+          <w:szCs w:val="20"/>
+        </w:rPr>
         <w:drawing>
-          <wp:inline distT="114300" distB="114300" distL="114300" distR="114300" wp14:anchorId="4C9184F0" wp14:editId="05A5D79D">
+          <wp:inline distT="114300" distB="114300" distL="114300" distR="114300" wp14:anchorId="3C056804" wp14:editId="3674312E">
             <wp:extent cx="2700000" cy="2700000"/>
             <wp:effectExtent l="0" t="0" r="0" b="0"/>
-            <wp:docPr id="1" name="image3.jpg"/>
+            <wp:docPr id="2" name="image7.jpg"/>
             <wp:cNvGraphicFramePr/>
             <a:graphic xmlns:a="http://schemas.openxmlformats.org/drawingml/2006/main">
               <a:graphicData uri="http://schemas.openxmlformats.org/drawingml/2006/picture">
                 <pic:pic xmlns:pic="http://schemas.openxmlformats.org/drawingml/2006/picture">
                   <pic:nvPicPr>
-                    <pic:cNvPr id="0" name="image3.jpg"/>
+                    <pic:cNvPr id="0" name="image7.jpg"/>
                     <pic:cNvPicPr preferRelativeResize="0"/>
                   </pic:nvPicPr>
                   <pic:blipFill>
@@ -4843,13 +4266,238 @@
           </wp:inline>
         </w:drawing>
       </w:r>
-      <w:r>
-        <w:rPr>
-          <w:rFonts w:ascii="游ゴシック" w:eastAsia="游ゴシック" w:hAnsi="游ゴシック" w:cs="ＭＳ 明朝" w:hint="eastAsia"/>
-          <w:color w:val="000000" w:themeColor="text1"/>
-        </w:rPr>
-        <w:t xml:space="preserve">　</w:t>
-      </w:r>
+    </w:p>
+    <w:p>
+      <w:pPr>
+        <w:widowControl w:val="0"/>
+        <w:spacing w:before="240" w:after="60" w:line="240" w:lineRule="auto"/>
+        <w:rPr>
+          <w:rFonts w:ascii="游ゴシック" w:eastAsia="游ゴシック" w:hAnsi="游ゴシック" w:cs="Montserrat"/>
+          <w:color w:val="000000" w:themeColor="text1"/>
+          <w:sz w:val="20"/>
+          <w:szCs w:val="20"/>
+        </w:rPr>
+      </w:pPr>
+      <w:r>
+        <w:rPr>
+          <w:rFonts w:ascii="游ゴシック" w:eastAsia="游ゴシック" w:hAnsi="游ゴシック" w:cs="ＭＳ 明朝" w:hint="eastAsia"/>
+          <w:color w:val="000000" w:themeColor="text1"/>
+          <w:sz w:val="20"/>
+          <w:szCs w:val="20"/>
+        </w:rPr>
+        <w:t>エッジ密度（</w:t>
+      </w:r>
+      <w:r>
+        <w:rPr>
+          <w:rFonts w:ascii="游ゴシック" w:eastAsia="游ゴシック" w:hAnsi="游ゴシック" w:cs="Montserrat"/>
+          <w:color w:val="000000" w:themeColor="text1"/>
+          <w:sz w:val="20"/>
+          <w:szCs w:val="20"/>
+        </w:rPr>
+        <w:t>edge_density</w:t>
+      </w:r>
+      <w:r>
+        <w:rPr>
+          <w:rFonts w:ascii="游ゴシック" w:eastAsia="游ゴシック" w:hAnsi="游ゴシック" w:cs="ＭＳ 明朝" w:hint="eastAsia"/>
+          <w:color w:val="000000" w:themeColor="text1"/>
+          <w:sz w:val="20"/>
+          <w:szCs w:val="20"/>
+        </w:rPr>
+        <w:t>）の観点では、大部分の点が左端付近に集まり、右に向かって上下に広がっている。</w:t>
+      </w:r>
+      <w:r>
+        <w:rPr>
+          <w:rFonts w:ascii="游ゴシック" w:eastAsia="游ゴシック" w:hAnsi="游ゴシック" w:cs="Montserrat"/>
+          <w:color w:val="000000" w:themeColor="text1"/>
+          <w:sz w:val="20"/>
+          <w:szCs w:val="20"/>
+        </w:rPr>
+        <w:t>A</w:t>
+      </w:r>
+      <w:r>
+        <w:rPr>
+          <w:rFonts w:ascii="游ゴシック" w:eastAsia="游ゴシック" w:hAnsi="游ゴシック" w:cs="ＭＳ 明朝" w:hint="eastAsia"/>
+          <w:color w:val="000000" w:themeColor="text1"/>
+          <w:sz w:val="20"/>
+          <w:szCs w:val="20"/>
+        </w:rPr>
+        <w:t>群は左端の最も密度の高い中心部に固まっており、外れ値が少ない。</w:t>
+      </w:r>
+      <w:r>
+        <w:rPr>
+          <w:rFonts w:ascii="游ゴシック" w:eastAsia="游ゴシック" w:hAnsi="游ゴシック" w:cs="Montserrat"/>
+          <w:color w:val="000000" w:themeColor="text1"/>
+          <w:sz w:val="20"/>
+          <w:szCs w:val="20"/>
+        </w:rPr>
+        <w:t>B</w:t>
+      </w:r>
+      <w:r>
+        <w:rPr>
+          <w:rFonts w:ascii="游ゴシック" w:eastAsia="游ゴシック" w:hAnsi="游ゴシック" w:cs="ＭＳ 明朝" w:hint="eastAsia"/>
+          <w:color w:val="000000" w:themeColor="text1"/>
+          <w:sz w:val="20"/>
+          <w:szCs w:val="20"/>
+        </w:rPr>
+        <w:t>群は特徴が少なかったが、</w:t>
+      </w:r>
+      <w:r>
+        <w:rPr>
+          <w:rFonts w:ascii="游ゴシック" w:eastAsia="游ゴシック" w:hAnsi="游ゴシック" w:cs="Montserrat"/>
+          <w:color w:val="000000" w:themeColor="text1"/>
+          <w:sz w:val="20"/>
+          <w:szCs w:val="20"/>
+        </w:rPr>
+        <w:t>A</w:t>
+      </w:r>
+      <w:r>
+        <w:rPr>
+          <w:rFonts w:ascii="游ゴシック" w:eastAsia="游ゴシック" w:hAnsi="游ゴシック" w:cs="ＭＳ 明朝" w:hint="eastAsia"/>
+          <w:color w:val="000000" w:themeColor="text1"/>
+          <w:sz w:val="20"/>
+          <w:szCs w:val="20"/>
+        </w:rPr>
+        <w:t>群に比べ、上下や右方向への広がりが大きくなっている。</w:t>
+      </w:r>
+      <w:r>
+        <w:rPr>
+          <w:rFonts w:ascii="游ゴシック" w:eastAsia="游ゴシック" w:hAnsi="游ゴシック" w:cs="Montserrat"/>
+          <w:color w:val="000000" w:themeColor="text1"/>
+          <w:sz w:val="20"/>
+          <w:szCs w:val="20"/>
+        </w:rPr>
+        <w:t>C</w:t>
+      </w:r>
+      <w:r>
+        <w:rPr>
+          <w:rFonts w:ascii="游ゴシック" w:eastAsia="游ゴシック" w:hAnsi="游ゴシック" w:cs="ＭＳ 明朝" w:hint="eastAsia"/>
+          <w:color w:val="000000" w:themeColor="text1"/>
+          <w:sz w:val="20"/>
+          <w:szCs w:val="20"/>
+        </w:rPr>
+        <w:t>群は全体に広く分散している。</w:t>
+      </w:r>
+    </w:p>
+    <w:p>
+      <w:pPr>
+        <w:widowControl w:val="0"/>
+        <w:spacing w:before="240" w:after="60" w:line="240" w:lineRule="auto"/>
+        <w:rPr>
+          <w:rFonts w:ascii="游ゴシック" w:eastAsia="游ゴシック" w:hAnsi="游ゴシック" w:cs="Montserrat"/>
+          <w:color w:val="000000" w:themeColor="text1"/>
+          <w:sz w:val="20"/>
+          <w:szCs w:val="20"/>
+        </w:rPr>
+      </w:pPr>
+      <w:r>
+        <w:rPr>
+          <w:rFonts w:ascii="游ゴシック" w:eastAsia="游ゴシック" w:hAnsi="游ゴシック" w:cs="ＭＳ 明朝" w:hint="eastAsia"/>
+          <w:color w:val="000000" w:themeColor="text1"/>
+          <w:sz w:val="20"/>
+          <w:szCs w:val="20"/>
+        </w:rPr>
+        <w:lastRenderedPageBreak/>
+        <w:t>エッジ曲率（</w:t>
+      </w:r>
+      <w:r>
+        <w:rPr>
+          <w:rFonts w:ascii="游ゴシック" w:eastAsia="游ゴシック" w:hAnsi="游ゴシック" w:cs="Montserrat"/>
+          <w:color w:val="000000" w:themeColor="text1"/>
+          <w:sz w:val="20"/>
+          <w:szCs w:val="20"/>
+        </w:rPr>
+        <w:t>edge_curvature</w:t>
+      </w:r>
+      <w:r>
+        <w:rPr>
+          <w:rFonts w:ascii="游ゴシック" w:eastAsia="游ゴシック" w:hAnsi="游ゴシック" w:cs="ＭＳ 明朝" w:hint="eastAsia"/>
+          <w:color w:val="000000" w:themeColor="text1"/>
+          <w:sz w:val="20"/>
+          <w:szCs w:val="20"/>
+        </w:rPr>
+        <w:t>）の観点では、</w:t>
+      </w:r>
+      <w:r>
+        <w:rPr>
+          <w:rFonts w:ascii="游ゴシック" w:eastAsia="游ゴシック" w:hAnsi="游ゴシック" w:cs="Montserrat"/>
+          <w:color w:val="000000" w:themeColor="text1"/>
+          <w:sz w:val="20"/>
+          <w:szCs w:val="20"/>
+        </w:rPr>
+        <w:t>A</w:t>
+      </w:r>
+      <w:r>
+        <w:rPr>
+          <w:rFonts w:ascii="游ゴシック" w:eastAsia="游ゴシック" w:hAnsi="游ゴシック" w:cs="ＭＳ 明朝" w:hint="eastAsia"/>
+          <w:color w:val="000000" w:themeColor="text1"/>
+          <w:sz w:val="20"/>
+          <w:szCs w:val="20"/>
+        </w:rPr>
+        <w:t>群が中央付近で水平方向の帯状に分布し、</w:t>
+      </w:r>
+      <w:r>
+        <w:rPr>
+          <w:rFonts w:ascii="游ゴシック" w:eastAsia="游ゴシック" w:hAnsi="游ゴシック" w:cs="Montserrat"/>
+          <w:color w:val="000000" w:themeColor="text1"/>
+          <w:sz w:val="20"/>
+          <w:szCs w:val="20"/>
+        </w:rPr>
+        <w:t>C</w:t>
+      </w:r>
+      <w:r>
+        <w:rPr>
+          <w:rFonts w:ascii="游ゴシック" w:eastAsia="游ゴシック" w:hAnsi="游ゴシック" w:cs="ＭＳ 明朝" w:hint="eastAsia"/>
+          <w:color w:val="000000" w:themeColor="text1"/>
+          <w:sz w:val="20"/>
+          <w:szCs w:val="20"/>
+        </w:rPr>
+        <w:t>群は中央下に独立して高密度に集まった。青は</w:t>
+      </w:r>
+      <w:r>
+        <w:rPr>
+          <w:rFonts w:ascii="游ゴシック" w:eastAsia="游ゴシック" w:hAnsi="游ゴシック" w:cs="Montserrat"/>
+          <w:color w:val="000000" w:themeColor="text1"/>
+          <w:sz w:val="20"/>
+          <w:szCs w:val="20"/>
+        </w:rPr>
+        <w:t>A</w:t>
+      </w:r>
+      <w:r>
+        <w:rPr>
+          <w:rFonts w:ascii="游ゴシック" w:eastAsia="游ゴシック" w:hAnsi="游ゴシック" w:cs="ＭＳ 明朝" w:hint="eastAsia"/>
+          <w:color w:val="000000" w:themeColor="text1"/>
+          <w:sz w:val="20"/>
+          <w:szCs w:val="20"/>
+        </w:rPr>
+        <w:t>群の右太半と</w:t>
+      </w:r>
+      <w:r>
+        <w:rPr>
+          <w:rFonts w:ascii="游ゴシック" w:eastAsia="游ゴシック" w:hAnsi="游ゴシック" w:cs="Montserrat"/>
+          <w:color w:val="000000" w:themeColor="text1"/>
+          <w:sz w:val="20"/>
+          <w:szCs w:val="20"/>
+        </w:rPr>
+        <w:t>C</w:t>
+      </w:r>
+      <w:r>
+        <w:rPr>
+          <w:rFonts w:ascii="游ゴシック" w:eastAsia="游ゴシック" w:hAnsi="游ゴシック" w:cs="ＭＳ 明朝" w:hint="eastAsia"/>
+          <w:color w:val="000000" w:themeColor="text1"/>
+          <w:sz w:val="20"/>
+          <w:szCs w:val="20"/>
+        </w:rPr>
+        <w:t>群に重複して分布しているが、密度は低かった。</w:t>
+      </w:r>
+    </w:p>
+    <w:p>
+      <w:pPr>
+        <w:spacing w:before="240" w:after="60" w:line="240" w:lineRule="auto"/>
+        <w:rPr>
+          <w:rFonts w:ascii="游ゴシック" w:eastAsia="游ゴシック" w:hAnsi="游ゴシック" w:cs="Montserrat"/>
+          <w:color w:val="000000" w:themeColor="text1"/>
+        </w:rPr>
+      </w:pPr>
       <w:r>
         <w:rPr>
           <w:rFonts w:ascii="游ゴシック" w:eastAsia="游ゴシック" w:hAnsi="游ゴシック" w:cs="Montserrat"/>
@@ -4857,16 +4505,16 @@
           <w:color w:val="000000" w:themeColor="text1"/>
         </w:rPr>
         <w:drawing>
-          <wp:inline distT="114300" distB="114300" distL="114300" distR="114300" wp14:anchorId="464D4F24" wp14:editId="1EE1FF42">
+          <wp:inline distT="114300" distB="114300" distL="114300" distR="114300" wp14:anchorId="228F6F61" wp14:editId="73B0A285">
             <wp:extent cx="2700000" cy="2700000"/>
             <wp:effectExtent l="0" t="0" r="0" b="0"/>
-            <wp:docPr id="3" name="image2.jpg"/>
+            <wp:docPr id="5" name="image4.jpg"/>
             <wp:cNvGraphicFramePr/>
             <a:graphic xmlns:a="http://schemas.openxmlformats.org/drawingml/2006/main">
               <a:graphicData uri="http://schemas.openxmlformats.org/drawingml/2006/picture">
                 <pic:pic xmlns:pic="http://schemas.openxmlformats.org/drawingml/2006/picture">
                   <pic:nvPicPr>
-                    <pic:cNvPr id="0" name="image2.jpg"/>
+                    <pic:cNvPr id="0" name="image4.jpg"/>
                     <pic:cNvPicPr preferRelativeResize="0"/>
                   </pic:nvPicPr>
                   <pic:blipFill>
@@ -4892,24 +4540,382 @@
           </wp:inline>
         </w:drawing>
       </w:r>
-    </w:p>
-    <w:p>
-      <w:pPr>
-        <w:spacing w:before="240" w:after="60" w:line="240" w:lineRule="auto"/>
-        <w:rPr>
-          <w:rFonts w:ascii="游ゴシック" w:eastAsia="游ゴシック" w:hAnsi="游ゴシック" w:cs="Montserrat"/>
-          <w:color w:val="000000" w:themeColor="text1"/>
-          <w:sz w:val="20"/>
-          <w:szCs w:val="20"/>
-        </w:rPr>
-      </w:pPr>
-      <w:r>
-        <w:rPr>
-          <w:rFonts w:ascii="游ゴシック" w:eastAsia="游ゴシック" w:hAnsi="游ゴシック" w:cs="Montserrat"/>
-          <w:color w:val="000000" w:themeColor="text1"/>
-          <w:sz w:val="20"/>
-          <w:szCs w:val="20"/>
-        </w:rPr>
+      <w:r>
+        <w:rPr>
+          <w:rFonts w:ascii="游ゴシック" w:eastAsia="游ゴシック" w:hAnsi="游ゴシック" w:cs="ＭＳ 明朝" w:hint="eastAsia"/>
+          <w:color w:val="000000" w:themeColor="text1"/>
+        </w:rPr>
+        <w:t xml:space="preserve">　</w:t>
+      </w:r>
+      <w:r>
+        <w:rPr>
+          <w:rFonts w:ascii="游ゴシック" w:eastAsia="游ゴシック" w:hAnsi="游ゴシック" w:cs="Montserrat"/>
+          <w:noProof/>
+          <w:color w:val="000000" w:themeColor="text1"/>
+        </w:rPr>
+        <w:drawing>
+          <wp:inline distT="114300" distB="114300" distL="114300" distR="114300" wp14:anchorId="5A57B0B1" wp14:editId="71225130">
+            <wp:extent cx="2700000" cy="2700000"/>
+            <wp:effectExtent l="0" t="0" r="0" b="0"/>
+            <wp:docPr id="8" name="image5.jpg"/>
+            <wp:cNvGraphicFramePr/>
+            <a:graphic xmlns:a="http://schemas.openxmlformats.org/drawingml/2006/main">
+              <a:graphicData uri="http://schemas.openxmlformats.org/drawingml/2006/picture">
+                <pic:pic xmlns:pic="http://schemas.openxmlformats.org/drawingml/2006/picture">
+                  <pic:nvPicPr>
+                    <pic:cNvPr id="0" name="image5.jpg"/>
+                    <pic:cNvPicPr preferRelativeResize="0"/>
+                  </pic:nvPicPr>
+                  <pic:blipFill>
+                    <a:blip r:embed="rId12"/>
+                    <a:srcRect/>
+                    <a:stretch>
+                      <a:fillRect/>
+                    </a:stretch>
+                  </pic:blipFill>
+                  <pic:spPr>
+                    <a:xfrm>
+                      <a:off x="0" y="0"/>
+                      <a:ext cx="2700000" cy="2700000"/>
+                    </a:xfrm>
+                    <a:prstGeom prst="rect">
+                      <a:avLst/>
+                    </a:prstGeom>
+                    <a:ln/>
+                  </pic:spPr>
+                </pic:pic>
+              </a:graphicData>
+            </a:graphic>
+          </wp:inline>
+        </w:drawing>
+      </w:r>
+    </w:p>
+    <w:p>
+      <w:pPr>
+        <w:spacing w:before="240" w:after="60" w:line="240" w:lineRule="auto"/>
+        <w:rPr>
+          <w:rFonts w:ascii="游ゴシック" w:eastAsia="游ゴシック" w:hAnsi="游ゴシック" w:cs="Montserrat"/>
+          <w:color w:val="000000" w:themeColor="text1"/>
+          <w:sz w:val="20"/>
+          <w:szCs w:val="20"/>
+        </w:rPr>
+      </w:pPr>
+      <w:r>
+        <w:rPr>
+          <w:rFonts w:ascii="游ゴシック" w:eastAsia="游ゴシック" w:hAnsi="游ゴシック" w:cs="ＭＳ 明朝" w:hint="eastAsia"/>
+          <w:color w:val="000000" w:themeColor="text1"/>
+          <w:sz w:val="20"/>
+          <w:szCs w:val="20"/>
+        </w:rPr>
+        <w:t>エッジ長統計（</w:t>
+      </w:r>
+      <w:r>
+        <w:rPr>
+          <w:rFonts w:ascii="游ゴシック" w:eastAsia="游ゴシック" w:hAnsi="游ゴシック" w:cs="Montserrat"/>
+          <w:color w:val="000000" w:themeColor="text1"/>
+          <w:sz w:val="20"/>
+          <w:szCs w:val="20"/>
+        </w:rPr>
+        <w:t>edge_length</w:t>
+      </w:r>
+      <w:r>
+        <w:rPr>
+          <w:rFonts w:ascii="游ゴシック" w:eastAsia="游ゴシック" w:hAnsi="游ゴシック" w:cs="ＭＳ 明朝" w:hint="eastAsia"/>
+          <w:color w:val="000000" w:themeColor="text1"/>
+          <w:sz w:val="20"/>
+          <w:szCs w:val="20"/>
+        </w:rPr>
+        <w:t>）の観点では、大部分の点はグラフの左側に密集し、右に行くにつれてデータが広がり分散している。左端の非常に限られた領域に強く高密度で</w:t>
+      </w:r>
+      <w:r>
+        <w:rPr>
+          <w:rFonts w:ascii="游ゴシック" w:eastAsia="游ゴシック" w:hAnsi="游ゴシック" w:cs="Montserrat"/>
+          <w:color w:val="000000" w:themeColor="text1"/>
+          <w:sz w:val="20"/>
+          <w:szCs w:val="20"/>
+        </w:rPr>
+        <w:t>C</w:t>
+      </w:r>
+      <w:r>
+        <w:rPr>
+          <w:rFonts w:ascii="游ゴシック" w:eastAsia="游ゴシック" w:hAnsi="游ゴシック" w:cs="ＭＳ 明朝" w:hint="eastAsia"/>
+          <w:color w:val="000000" w:themeColor="text1"/>
+          <w:sz w:val="20"/>
+          <w:szCs w:val="20"/>
+        </w:rPr>
+        <w:t>群が分布し、ばらつきが最も小さくなっている。</w:t>
+      </w:r>
+      <w:r>
+        <w:rPr>
+          <w:rFonts w:ascii="游ゴシック" w:eastAsia="游ゴシック" w:hAnsi="游ゴシック" w:cs="Montserrat"/>
+          <w:color w:val="000000" w:themeColor="text1"/>
+          <w:sz w:val="20"/>
+          <w:szCs w:val="20"/>
+        </w:rPr>
+        <w:t>B</w:t>
+      </w:r>
+      <w:r>
+        <w:rPr>
+          <w:rFonts w:ascii="游ゴシック" w:eastAsia="游ゴシック" w:hAnsi="游ゴシック" w:cs="ＭＳ 明朝" w:hint="eastAsia"/>
+          <w:color w:val="000000" w:themeColor="text1"/>
+          <w:sz w:val="20"/>
+          <w:szCs w:val="20"/>
+        </w:rPr>
+        <w:t>群は</w:t>
+      </w:r>
+      <w:r>
+        <w:rPr>
+          <w:rFonts w:ascii="游ゴシック" w:eastAsia="游ゴシック" w:hAnsi="游ゴシック" w:cs="Montserrat"/>
+          <w:color w:val="000000" w:themeColor="text1"/>
+          <w:sz w:val="20"/>
+          <w:szCs w:val="20"/>
+        </w:rPr>
+        <w:t>C</w:t>
+      </w:r>
+      <w:r>
+        <w:rPr>
+          <w:rFonts w:ascii="游ゴシック" w:eastAsia="游ゴシック" w:hAnsi="游ゴシック" w:cs="ＭＳ 明朝" w:hint="eastAsia"/>
+          <w:color w:val="000000" w:themeColor="text1"/>
+          <w:sz w:val="20"/>
+          <w:szCs w:val="20"/>
+        </w:rPr>
+        <w:t>群のすぐ右隣とその付近にまとまって位置している。</w:t>
+      </w:r>
+      <w:r>
+        <w:rPr>
+          <w:rFonts w:ascii="游ゴシック" w:eastAsia="游ゴシック" w:hAnsi="游ゴシック" w:cs="Montserrat"/>
+          <w:color w:val="000000" w:themeColor="text1"/>
+          <w:sz w:val="20"/>
+          <w:szCs w:val="20"/>
+        </w:rPr>
+        <w:t>A</w:t>
+      </w:r>
+      <w:r>
+        <w:rPr>
+          <w:rFonts w:ascii="游ゴシック" w:eastAsia="游ゴシック" w:hAnsi="游ゴシック" w:cs="ＭＳ 明朝" w:hint="eastAsia"/>
+          <w:color w:val="000000" w:themeColor="text1"/>
+          <w:sz w:val="20"/>
+          <w:szCs w:val="20"/>
+        </w:rPr>
+        <w:t>群は</w:t>
+      </w:r>
+      <w:r>
+        <w:rPr>
+          <w:rFonts w:ascii="游ゴシック" w:eastAsia="游ゴシック" w:hAnsi="游ゴシック" w:cs="Montserrat"/>
+          <w:color w:val="000000" w:themeColor="text1"/>
+          <w:sz w:val="20"/>
+          <w:szCs w:val="20"/>
+        </w:rPr>
+        <w:t>B</w:t>
+      </w:r>
+      <w:r>
+        <w:rPr>
+          <w:rFonts w:ascii="游ゴシック" w:eastAsia="游ゴシック" w:hAnsi="游ゴシック" w:cs="ＭＳ 明朝" w:hint="eastAsia"/>
+          <w:color w:val="000000" w:themeColor="text1"/>
+          <w:sz w:val="20"/>
+          <w:szCs w:val="20"/>
+        </w:rPr>
+        <w:t>群と重複しつつ、中央・右側にかけても広く分散している。</w:t>
+      </w:r>
+    </w:p>
+    <w:p>
+      <w:pPr>
+        <w:spacing w:before="240" w:after="60" w:line="240" w:lineRule="auto"/>
+        <w:rPr>
+          <w:rFonts w:ascii="游ゴシック" w:eastAsia="游ゴシック" w:hAnsi="游ゴシック" w:cs="Montserrat"/>
+          <w:color w:val="000000" w:themeColor="text1"/>
+          <w:sz w:val="20"/>
+          <w:szCs w:val="20"/>
+        </w:rPr>
+      </w:pPr>
+      <w:r>
+        <w:rPr>
+          <w:rFonts w:ascii="游ゴシック" w:eastAsia="游ゴシック" w:hAnsi="游ゴシック" w:cs="ＭＳ 明朝" w:hint="eastAsia"/>
+          <w:color w:val="000000" w:themeColor="text1"/>
+          <w:sz w:val="20"/>
+          <w:szCs w:val="20"/>
+        </w:rPr>
+        <w:t>エッジ直線角度（</w:t>
+      </w:r>
+      <w:r>
+        <w:rPr>
+          <w:rFonts w:ascii="游ゴシック" w:eastAsia="游ゴシック" w:hAnsi="游ゴシック" w:cs="Montserrat"/>
+          <w:color w:val="000000" w:themeColor="text1"/>
+          <w:sz w:val="20"/>
+          <w:szCs w:val="20"/>
+        </w:rPr>
+        <w:t>line_angle</w:t>
+      </w:r>
+      <w:r>
+        <w:rPr>
+          <w:rFonts w:ascii="游ゴシック" w:eastAsia="游ゴシック" w:hAnsi="游ゴシック" w:cs="ＭＳ 明朝" w:hint="eastAsia"/>
+          <w:color w:val="000000" w:themeColor="text1"/>
+          <w:sz w:val="20"/>
+          <w:szCs w:val="20"/>
+        </w:rPr>
+        <w:t>）の観点では、左向きの三角形のように分布している。</w:t>
+      </w:r>
+      <w:r>
+        <w:rPr>
+          <w:rFonts w:ascii="游ゴシック" w:eastAsia="游ゴシック" w:hAnsi="游ゴシック" w:cs="Montserrat"/>
+          <w:color w:val="000000" w:themeColor="text1"/>
+          <w:sz w:val="20"/>
+          <w:szCs w:val="20"/>
+        </w:rPr>
+        <w:t>A</w:t>
+      </w:r>
+      <w:r>
+        <w:rPr>
+          <w:rFonts w:ascii="游ゴシック" w:eastAsia="游ゴシック" w:hAnsi="游ゴシック" w:cs="ＭＳ 明朝" w:hint="eastAsia"/>
+          <w:color w:val="000000" w:themeColor="text1"/>
+          <w:sz w:val="20"/>
+          <w:szCs w:val="20"/>
+        </w:rPr>
+        <w:t>群は上下への拡散が少なく、特に左端の頂点に集中しているが、右側にも分散している。</w:t>
+      </w:r>
+      <w:r>
+        <w:rPr>
+          <w:rFonts w:ascii="游ゴシック" w:eastAsia="游ゴシック" w:hAnsi="游ゴシック" w:cs="Montserrat"/>
+          <w:color w:val="000000" w:themeColor="text1"/>
+          <w:sz w:val="20"/>
+          <w:szCs w:val="20"/>
+        </w:rPr>
+        <w:t>C</w:t>
+      </w:r>
+      <w:r>
+        <w:rPr>
+          <w:rFonts w:ascii="游ゴシック" w:eastAsia="游ゴシック" w:hAnsi="游ゴシック" w:cs="ＭＳ 明朝" w:hint="eastAsia"/>
+          <w:color w:val="000000" w:themeColor="text1"/>
+          <w:sz w:val="20"/>
+          <w:szCs w:val="20"/>
+        </w:rPr>
+        <w:t>群の大部分は右側で垂直方向に分散する形で分布し、むしろ中央部には少ない。青はそれらすべてと重複しており、全体に広く分布している。</w:t>
+      </w:r>
+    </w:p>
+    <w:p>
+      <w:pPr>
+        <w:spacing w:before="240" w:after="60" w:line="240" w:lineRule="auto"/>
+        <w:rPr>
+          <w:rFonts w:ascii="游ゴシック" w:eastAsia="游ゴシック" w:hAnsi="游ゴシック" w:cs="Montserrat"/>
+          <w:color w:val="000000" w:themeColor="text1"/>
+        </w:rPr>
+      </w:pPr>
+      <w:r>
+        <w:rPr>
+          <w:rFonts w:ascii="游ゴシック" w:eastAsia="游ゴシック" w:hAnsi="游ゴシック" w:cs="Montserrat"/>
+          <w:noProof/>
+          <w:color w:val="000000" w:themeColor="text1"/>
+        </w:rPr>
+        <w:drawing>
+          <wp:inline distT="114300" distB="114300" distL="114300" distR="114300" wp14:anchorId="4C9184F0" wp14:editId="019A2412">
+            <wp:extent cx="2700000" cy="2700000"/>
+            <wp:effectExtent l="0" t="0" r="0" b="0"/>
+            <wp:docPr id="1" name="image3.jpg"/>
+            <wp:cNvGraphicFramePr/>
+            <a:graphic xmlns:a="http://schemas.openxmlformats.org/drawingml/2006/main">
+              <a:graphicData uri="http://schemas.openxmlformats.org/drawingml/2006/picture">
+                <pic:pic xmlns:pic="http://schemas.openxmlformats.org/drawingml/2006/picture">
+                  <pic:nvPicPr>
+                    <pic:cNvPr id="0" name="image3.jpg"/>
+                    <pic:cNvPicPr preferRelativeResize="0"/>
+                  </pic:nvPicPr>
+                  <pic:blipFill>
+                    <a:blip r:embed="rId13"/>
+                    <a:srcRect/>
+                    <a:stretch>
+                      <a:fillRect/>
+                    </a:stretch>
+                  </pic:blipFill>
+                  <pic:spPr>
+                    <a:xfrm>
+                      <a:off x="0" y="0"/>
+                      <a:ext cx="2700000" cy="2700000"/>
+                    </a:xfrm>
+                    <a:prstGeom prst="rect">
+                      <a:avLst/>
+                    </a:prstGeom>
+                    <a:ln/>
+                  </pic:spPr>
+                </pic:pic>
+              </a:graphicData>
+            </a:graphic>
+          </wp:inline>
+        </w:drawing>
+      </w:r>
+      <w:r>
+        <w:rPr>
+          <w:rFonts w:ascii="游ゴシック" w:eastAsia="游ゴシック" w:hAnsi="游ゴシック" w:cs="ＭＳ 明朝" w:hint="eastAsia"/>
+          <w:color w:val="000000" w:themeColor="text1"/>
+        </w:rPr>
+        <w:t xml:space="preserve">　</w:t>
+      </w:r>
+      <w:r>
+        <w:rPr>
+          <w:rFonts w:ascii="游ゴシック" w:eastAsia="游ゴシック" w:hAnsi="游ゴシック" w:cs="Montserrat"/>
+          <w:noProof/>
+          <w:color w:val="000000" w:themeColor="text1"/>
+        </w:rPr>
+        <w:drawing>
+          <wp:inline distT="0" distB="0" distL="0" distR="0" wp14:anchorId="464D4F24" wp14:editId="23B2E7FF">
+            <wp:extent cx="2699385" cy="2699385"/>
+            <wp:effectExtent l="0" t="0" r="5715" b="5715"/>
+            <wp:docPr id="3" name="image2.jpg"/>
+            <wp:cNvGraphicFramePr/>
+            <a:graphic xmlns:a="http://schemas.openxmlformats.org/drawingml/2006/main">
+              <a:graphicData uri="http://schemas.openxmlformats.org/drawingml/2006/picture">
+                <pic:pic xmlns:pic="http://schemas.openxmlformats.org/drawingml/2006/picture">
+                  <pic:nvPicPr>
+                    <pic:cNvPr id="0" name="image2.jpg"/>
+                    <pic:cNvPicPr preferRelativeResize="0"/>
+                  </pic:nvPicPr>
+                  <pic:blipFill>
+                    <a:blip r:embed="rId14" cstate="print">
+                      <a:extLst>
+                        <a:ext uri="{28A0092B-C50C-407E-A947-70E740481C1C}">
+                          <a14:useLocalDpi xmlns:a14="http://schemas.microsoft.com/office/drawing/2010/main" val="0"/>
+                        </a:ext>
+                      </a:extLst>
+                    </a:blip>
+                    <a:srcRect/>
+                    <a:stretch>
+                      <a:fillRect/>
+                    </a:stretch>
+                  </pic:blipFill>
+                  <pic:spPr>
+                    <a:xfrm>
+                      <a:off x="0" y="0"/>
+                      <a:ext cx="2699385" cy="2699385"/>
+                    </a:xfrm>
+                    <a:prstGeom prst="rect">
+                      <a:avLst/>
+                    </a:prstGeom>
+                    <a:ln/>
+                  </pic:spPr>
+                </pic:pic>
+              </a:graphicData>
+            </a:graphic>
+          </wp:inline>
+        </w:drawing>
+      </w:r>
+    </w:p>
+    <w:p>
+      <w:pPr>
+        <w:spacing w:before="240" w:after="60" w:line="240" w:lineRule="auto"/>
+        <w:rPr>
+          <w:rFonts w:ascii="游ゴシック" w:eastAsia="游ゴシック" w:hAnsi="游ゴシック" w:cs="Montserrat"/>
+          <w:color w:val="000000" w:themeColor="text1"/>
+          <w:sz w:val="20"/>
+          <w:szCs w:val="20"/>
+        </w:rPr>
+      </w:pPr>
+      <w:r>
+        <w:rPr>
+          <w:rFonts w:ascii="游ゴシック" w:eastAsia="游ゴシック" w:hAnsi="游ゴシック" w:cs="Montserrat"/>
+          <w:color w:val="000000" w:themeColor="text1"/>
+          <w:sz w:val="20"/>
+          <w:szCs w:val="20"/>
+        </w:rPr>
+        <w:lastRenderedPageBreak/>
         <w:t>A</w:t>
       </w:r>
       <w:r>
@@ -5615,192 +5621,219 @@
           <w:sz w:val="20"/>
           <w:szCs w:val="20"/>
         </w:rPr>
+        <w:t>第二の課題は、特徴量が不足している点だ。本実験で使用した</w:t>
+      </w:r>
+      <w:r>
+        <w:rPr>
+          <w:rFonts w:ascii="游ゴシック" w:eastAsia="游ゴシック" w:hAnsi="游ゴシック" w:cs="Montserrat"/>
+          <w:color w:val="000000" w:themeColor="text1"/>
+          <w:sz w:val="20"/>
+          <w:szCs w:val="20"/>
+        </w:rPr>
+        <w:t>137</w:t>
+      </w:r>
+      <w:r>
+        <w:rPr>
+          <w:rFonts w:ascii="游ゴシック" w:eastAsia="游ゴシック" w:hAnsi="游ゴシック" w:cs="ＭＳ 明朝" w:hint="eastAsia"/>
+          <w:color w:val="000000" w:themeColor="text1"/>
+          <w:sz w:val="20"/>
+          <w:szCs w:val="20"/>
+        </w:rPr>
+        <w:t>の特徴量は、</w:t>
+      </w:r>
+      <w:r>
+        <w:rPr>
+          <w:rFonts w:ascii="游ゴシック" w:eastAsia="游ゴシック" w:hAnsi="游ゴシック" w:cs="Montserrat"/>
+          <w:color w:val="000000" w:themeColor="text1"/>
+          <w:sz w:val="20"/>
+          <w:szCs w:val="20"/>
+        </w:rPr>
+        <w:t>lab</w:t>
+      </w:r>
+      <w:r>
+        <w:rPr>
+          <w:rFonts w:ascii="游ゴシック" w:eastAsia="游ゴシック" w:hAnsi="游ゴシック" w:cs="ＭＳ 明朝" w:hint="eastAsia"/>
+          <w:color w:val="000000" w:themeColor="text1"/>
+          <w:sz w:val="20"/>
+          <w:szCs w:val="20"/>
+        </w:rPr>
+        <w:t>・</w:t>
+      </w:r>
+      <w:r>
+        <w:rPr>
+          <w:rFonts w:ascii="游ゴシック" w:eastAsia="游ゴシック" w:hAnsi="游ゴシック" w:cs="Montserrat"/>
+          <w:color w:val="000000" w:themeColor="text1"/>
+          <w:sz w:val="20"/>
+          <w:szCs w:val="20"/>
+        </w:rPr>
+        <w:t>edge</w:t>
+      </w:r>
+      <w:r>
+        <w:rPr>
+          <w:rFonts w:ascii="游ゴシック" w:eastAsia="游ゴシック" w:hAnsi="游ゴシック" w:cs="ＭＳ 明朝" w:hint="eastAsia"/>
+          <w:color w:val="000000" w:themeColor="text1"/>
+          <w:sz w:val="20"/>
+          <w:szCs w:val="20"/>
+        </w:rPr>
+        <w:t>群のみを用いたもので、そこから取得できる情報には限りがあり、そのすべても活かせていない。特徴量が肥大化した原因はヒストグラムが主因だが、これの代替となるような分布を捉える計算を導入しない限り、より詳細な実験には数百から千以上もの膨大な特徴量の取得が必要になるだろう。今後は、取得する視覚情報の種類だけでなく、それらの数値をどのように加工し、統合して捉えるかについて検討する必要がある。</w:t>
+      </w:r>
+    </w:p>
+    <w:p>
+      <w:pPr>
+        <w:spacing w:before="240" w:after="60" w:line="240" w:lineRule="auto"/>
+        <w:rPr>
+          <w:rFonts w:ascii="游ゴシック" w:eastAsia="游ゴシック" w:hAnsi="游ゴシック" w:cs="Montserrat"/>
+          <w:color w:val="000000" w:themeColor="text1"/>
+          <w:sz w:val="20"/>
+          <w:szCs w:val="20"/>
+        </w:rPr>
+      </w:pPr>
+      <w:r>
+        <w:rPr>
+          <w:rFonts w:ascii="游ゴシック" w:eastAsia="游ゴシック" w:hAnsi="游ゴシック" w:cs="ＭＳ 明朝" w:hint="eastAsia"/>
+          <w:color w:val="000000" w:themeColor="text1"/>
+          <w:sz w:val="20"/>
+          <w:szCs w:val="20"/>
+        </w:rPr>
+        <w:t>第三の課題は、次元削減手法への依存だ。これが異なれば、同じ</w:t>
+      </w:r>
+      <w:r>
+        <w:rPr>
+          <w:rFonts w:ascii="游ゴシック" w:eastAsia="游ゴシック" w:hAnsi="游ゴシック" w:cs="Montserrat"/>
+          <w:color w:val="000000" w:themeColor="text1"/>
+          <w:sz w:val="20"/>
+          <w:szCs w:val="20"/>
+        </w:rPr>
+        <w:t>137</w:t>
+      </w:r>
+      <w:r>
+        <w:rPr>
+          <w:rFonts w:ascii="游ゴシック" w:eastAsia="游ゴシック" w:hAnsi="游ゴシック" w:cs="ＭＳ 明朝" w:hint="eastAsia"/>
+          <w:color w:val="000000" w:themeColor="text1"/>
+          <w:sz w:val="20"/>
+          <w:szCs w:val="20"/>
+        </w:rPr>
+        <w:t>次元のデータでも分布形状が変わり得る。</w:t>
+      </w:r>
+      <w:r>
+        <w:rPr>
+          <w:rFonts w:ascii="游ゴシック" w:eastAsia="游ゴシック" w:hAnsi="游ゴシック" w:cs="Montserrat"/>
+          <w:color w:val="000000" w:themeColor="text1"/>
+          <w:sz w:val="20"/>
+          <w:szCs w:val="20"/>
+        </w:rPr>
+        <w:t>PCA</w:t>
+      </w:r>
+      <w:r>
+        <w:rPr>
+          <w:rFonts w:ascii="游ゴシック" w:eastAsia="游ゴシック" w:hAnsi="游ゴシック" w:cs="ＭＳ 明朝" w:hint="eastAsia"/>
+          <w:color w:val="000000" w:themeColor="text1"/>
+          <w:sz w:val="20"/>
+          <w:szCs w:val="20"/>
+        </w:rPr>
+        <w:t>・</w:t>
+      </w:r>
+      <w:r>
+        <w:rPr>
+          <w:rFonts w:ascii="游ゴシック" w:eastAsia="游ゴシック" w:hAnsi="游ゴシック" w:cs="Montserrat"/>
+          <w:color w:val="000000" w:themeColor="text1"/>
+          <w:sz w:val="20"/>
+          <w:szCs w:val="20"/>
+        </w:rPr>
+        <w:t>t-SNE</w:t>
+      </w:r>
+      <w:r>
+        <w:rPr>
+          <w:rFonts w:ascii="游ゴシック" w:eastAsia="游ゴシック" w:hAnsi="游ゴシック" w:cs="ＭＳ 明朝" w:hint="eastAsia"/>
+          <w:color w:val="000000" w:themeColor="text1"/>
+          <w:sz w:val="20"/>
+          <w:szCs w:val="20"/>
+        </w:rPr>
+        <w:t>・</w:t>
+      </w:r>
+      <w:r>
+        <w:rPr>
+          <w:rFonts w:ascii="游ゴシック" w:eastAsia="游ゴシック" w:hAnsi="游ゴシック" w:cs="Montserrat"/>
+          <w:color w:val="000000" w:themeColor="text1"/>
+          <w:sz w:val="20"/>
+          <w:szCs w:val="20"/>
+        </w:rPr>
+        <w:t>UMAP</w:t>
+      </w:r>
+      <w:r>
+        <w:rPr>
+          <w:rFonts w:ascii="游ゴシック" w:eastAsia="游ゴシック" w:hAnsi="游ゴシック" w:cs="ＭＳ 明朝" w:hint="eastAsia"/>
+          <w:color w:val="000000" w:themeColor="text1"/>
+          <w:sz w:val="20"/>
+          <w:szCs w:val="20"/>
+        </w:rPr>
+        <w:t>など複数手法で検証したり、さらに特徴量が加わるのであれば、すべての次元を維持したまま教師なし機械学習に入力</w:t>
+      </w:r>
+      <w:r>
+        <w:rPr>
+          <w:rFonts w:ascii="游ゴシック" w:eastAsia="游ゴシック" w:hAnsi="游ゴシック" w:cs="ＭＳ 明朝" w:hint="eastAsia"/>
+          <w:color w:val="000000" w:themeColor="text1"/>
+          <w:sz w:val="20"/>
+          <w:szCs w:val="20"/>
+        </w:rPr>
+        <w:t>したり</w:t>
+      </w:r>
+      <w:r>
+        <w:rPr>
+          <w:rFonts w:ascii="游ゴシック" w:eastAsia="游ゴシック" w:hAnsi="游ゴシック" w:cs="ＭＳ 明朝" w:hint="eastAsia"/>
+          <w:color w:val="000000" w:themeColor="text1"/>
+          <w:sz w:val="20"/>
+          <w:szCs w:val="20"/>
+        </w:rPr>
+        <w:t>なども必要となるかもしれない。</w:t>
+      </w:r>
+    </w:p>
+    <w:p>
+      <w:pPr>
+        <w:spacing w:before="240" w:after="60" w:line="240" w:lineRule="auto"/>
+        <w:rPr>
+          <w:rFonts w:ascii="游ゴシック" w:eastAsia="游ゴシック" w:hAnsi="游ゴシック" w:cs="Montserrat"/>
+          <w:color w:val="000000" w:themeColor="text1"/>
+          <w:sz w:val="20"/>
+          <w:szCs w:val="20"/>
+        </w:rPr>
+      </w:pPr>
+      <w:r>
+        <w:rPr>
+          <w:rFonts w:ascii="游ゴシック" w:eastAsia="游ゴシック" w:hAnsi="游ゴシック" w:cs="ＭＳ 明朝" w:hint="eastAsia"/>
+          <w:color w:val="000000" w:themeColor="text1"/>
+          <w:sz w:val="20"/>
+          <w:szCs w:val="20"/>
+        </w:rPr>
+        <w:t>第四の課題は、すべての特徴量を同じ重みで扱っている点だ。たとえばエッジ全体での左右対称性と、</w:t>
+      </w:r>
+      <w:r>
+        <w:rPr>
+          <w:rFonts w:ascii="游ゴシック" w:eastAsia="游ゴシック" w:hAnsi="游ゴシック" w:cs="Montserrat"/>
+          <w:color w:val="000000" w:themeColor="text1"/>
+          <w:sz w:val="20"/>
+          <w:szCs w:val="20"/>
+        </w:rPr>
+        <w:t>8x8</w:t>
+      </w:r>
+      <w:r>
+        <w:rPr>
+          <w:rFonts w:ascii="游ゴシック" w:eastAsia="游ゴシック" w:hAnsi="游ゴシック" w:cs="ＭＳ 明朝" w:hint="eastAsia"/>
+          <w:color w:val="000000" w:themeColor="text1"/>
+          <w:sz w:val="20"/>
+          <w:szCs w:val="20"/>
+        </w:rPr>
+        <w:t>に等分したいずれかの領域のエッジ密度が、絵画の比較において同じ重みで扱われるべきか</w:t>
+      </w:r>
+      <w:r>
+        <w:rPr>
+          <w:rFonts w:ascii="游ゴシック" w:eastAsia="游ゴシック" w:hAnsi="游ゴシック" w:cs="ＭＳ 明朝" w:hint="eastAsia"/>
+          <w:color w:val="000000" w:themeColor="text1"/>
+          <w:sz w:val="20"/>
+          <w:szCs w:val="20"/>
+        </w:rPr>
         <w:lastRenderedPageBreak/>
-        <w:t>第二の課題は、特徴量が不足している点だ。本実験で使用した</w:t>
-      </w:r>
-      <w:r>
-        <w:rPr>
-          <w:rFonts w:ascii="游ゴシック" w:eastAsia="游ゴシック" w:hAnsi="游ゴシック" w:cs="Montserrat"/>
-          <w:color w:val="000000" w:themeColor="text1"/>
-          <w:sz w:val="20"/>
-          <w:szCs w:val="20"/>
-        </w:rPr>
-        <w:t>137</w:t>
-      </w:r>
-      <w:r>
-        <w:rPr>
-          <w:rFonts w:ascii="游ゴシック" w:eastAsia="游ゴシック" w:hAnsi="游ゴシック" w:cs="ＭＳ 明朝" w:hint="eastAsia"/>
-          <w:color w:val="000000" w:themeColor="text1"/>
-          <w:sz w:val="20"/>
-          <w:szCs w:val="20"/>
-        </w:rPr>
-        <w:t>の特徴量は、</w:t>
-      </w:r>
-      <w:r>
-        <w:rPr>
-          <w:rFonts w:ascii="游ゴシック" w:eastAsia="游ゴシック" w:hAnsi="游ゴシック" w:cs="Montserrat"/>
-          <w:color w:val="000000" w:themeColor="text1"/>
-          <w:sz w:val="20"/>
-          <w:szCs w:val="20"/>
-        </w:rPr>
-        <w:t>lab</w:t>
-      </w:r>
-      <w:r>
-        <w:rPr>
-          <w:rFonts w:ascii="游ゴシック" w:eastAsia="游ゴシック" w:hAnsi="游ゴシック" w:cs="ＭＳ 明朝" w:hint="eastAsia"/>
-          <w:color w:val="000000" w:themeColor="text1"/>
-          <w:sz w:val="20"/>
-          <w:szCs w:val="20"/>
-        </w:rPr>
-        <w:t>・</w:t>
-      </w:r>
-      <w:r>
-        <w:rPr>
-          <w:rFonts w:ascii="游ゴシック" w:eastAsia="游ゴシック" w:hAnsi="游ゴシック" w:cs="Montserrat"/>
-          <w:color w:val="000000" w:themeColor="text1"/>
-          <w:sz w:val="20"/>
-          <w:szCs w:val="20"/>
-        </w:rPr>
-        <w:t>edge</w:t>
-      </w:r>
-      <w:r>
-        <w:rPr>
-          <w:rFonts w:ascii="游ゴシック" w:eastAsia="游ゴシック" w:hAnsi="游ゴシック" w:cs="ＭＳ 明朝" w:hint="eastAsia"/>
-          <w:color w:val="000000" w:themeColor="text1"/>
-          <w:sz w:val="20"/>
-          <w:szCs w:val="20"/>
-        </w:rPr>
-        <w:t>群のみを用いたもので、そこから取得できる情報には限りがあり、そのすべても活かせていない。特徴量が肥大化した原因はヒストグラムが主因だが、これの代替となるような分布を捉える計算を導入しない限り、より詳細な実験には数百から千以上もの膨大な特徴量の取得が必要になるだろう。今後は、取得する視覚情報の種類だけでなく、それらの数値をどのように加工し、統合して捉えるかについて検討する必要がある。</w:t>
-      </w:r>
-    </w:p>
-    <w:p>
-      <w:pPr>
-        <w:spacing w:before="240" w:after="60" w:line="240" w:lineRule="auto"/>
-        <w:rPr>
-          <w:rFonts w:ascii="游ゴシック" w:eastAsia="游ゴシック" w:hAnsi="游ゴシック" w:cs="Montserrat"/>
-          <w:color w:val="000000" w:themeColor="text1"/>
-          <w:sz w:val="20"/>
-          <w:szCs w:val="20"/>
-        </w:rPr>
-      </w:pPr>
-      <w:r>
-        <w:rPr>
-          <w:rFonts w:ascii="游ゴシック" w:eastAsia="游ゴシック" w:hAnsi="游ゴシック" w:cs="ＭＳ 明朝" w:hint="eastAsia"/>
-          <w:color w:val="000000" w:themeColor="text1"/>
-          <w:sz w:val="20"/>
-          <w:szCs w:val="20"/>
-        </w:rPr>
-        <w:t>第三の課題は、次元削減手法への依存だ。これが異なれば、同じ</w:t>
-      </w:r>
-      <w:r>
-        <w:rPr>
-          <w:rFonts w:ascii="游ゴシック" w:eastAsia="游ゴシック" w:hAnsi="游ゴシック" w:cs="Montserrat"/>
-          <w:color w:val="000000" w:themeColor="text1"/>
-          <w:sz w:val="20"/>
-          <w:szCs w:val="20"/>
-        </w:rPr>
-        <w:t>137</w:t>
-      </w:r>
-      <w:r>
-        <w:rPr>
-          <w:rFonts w:ascii="游ゴシック" w:eastAsia="游ゴシック" w:hAnsi="游ゴシック" w:cs="ＭＳ 明朝" w:hint="eastAsia"/>
-          <w:color w:val="000000" w:themeColor="text1"/>
-          <w:sz w:val="20"/>
-          <w:szCs w:val="20"/>
-        </w:rPr>
-        <w:t>次元のデータでも分布形状が変わり得る。</w:t>
-      </w:r>
-      <w:r>
-        <w:rPr>
-          <w:rFonts w:ascii="游ゴシック" w:eastAsia="游ゴシック" w:hAnsi="游ゴシック" w:cs="Montserrat"/>
-          <w:color w:val="000000" w:themeColor="text1"/>
-          <w:sz w:val="20"/>
-          <w:szCs w:val="20"/>
-        </w:rPr>
-        <w:t>PCA</w:t>
-      </w:r>
-      <w:r>
-        <w:rPr>
-          <w:rFonts w:ascii="游ゴシック" w:eastAsia="游ゴシック" w:hAnsi="游ゴシック" w:cs="ＭＳ 明朝" w:hint="eastAsia"/>
-          <w:color w:val="000000" w:themeColor="text1"/>
-          <w:sz w:val="20"/>
-          <w:szCs w:val="20"/>
-        </w:rPr>
-        <w:t>・</w:t>
-      </w:r>
-      <w:r>
-        <w:rPr>
-          <w:rFonts w:ascii="游ゴシック" w:eastAsia="游ゴシック" w:hAnsi="游ゴシック" w:cs="Montserrat"/>
-          <w:color w:val="000000" w:themeColor="text1"/>
-          <w:sz w:val="20"/>
-          <w:szCs w:val="20"/>
-        </w:rPr>
-        <w:t>t-SNE</w:t>
-      </w:r>
-      <w:r>
-        <w:rPr>
-          <w:rFonts w:ascii="游ゴシック" w:eastAsia="游ゴシック" w:hAnsi="游ゴシック" w:cs="ＭＳ 明朝" w:hint="eastAsia"/>
-          <w:color w:val="000000" w:themeColor="text1"/>
-          <w:sz w:val="20"/>
-          <w:szCs w:val="20"/>
-        </w:rPr>
-        <w:t>・</w:t>
-      </w:r>
-      <w:r>
-        <w:rPr>
-          <w:rFonts w:ascii="游ゴシック" w:eastAsia="游ゴシック" w:hAnsi="游ゴシック" w:cs="Montserrat"/>
-          <w:color w:val="000000" w:themeColor="text1"/>
-          <w:sz w:val="20"/>
-          <w:szCs w:val="20"/>
-        </w:rPr>
-        <w:t>UMAP</w:t>
-      </w:r>
-      <w:r>
-        <w:rPr>
-          <w:rFonts w:ascii="游ゴシック" w:eastAsia="游ゴシック" w:hAnsi="游ゴシック" w:cs="ＭＳ 明朝" w:hint="eastAsia"/>
-          <w:color w:val="000000" w:themeColor="text1"/>
-          <w:sz w:val="20"/>
-          <w:szCs w:val="20"/>
-        </w:rPr>
-        <w:t>など複数手法で検証したり、さらに特徴量が加わるのであれば、すべての次元を維持したまま教師なし機械学習に入力するなども必要となるかもしれない。</w:t>
-      </w:r>
-    </w:p>
-    <w:p>
-      <w:pPr>
-        <w:spacing w:before="240" w:after="60" w:line="240" w:lineRule="auto"/>
-        <w:rPr>
-          <w:rFonts w:ascii="游ゴシック" w:eastAsia="游ゴシック" w:hAnsi="游ゴシック" w:cs="Montserrat"/>
-          <w:color w:val="000000" w:themeColor="text1"/>
-          <w:sz w:val="20"/>
-          <w:szCs w:val="20"/>
-        </w:rPr>
-      </w:pPr>
-      <w:r>
-        <w:rPr>
-          <w:rFonts w:ascii="游ゴシック" w:eastAsia="游ゴシック" w:hAnsi="游ゴシック" w:cs="ＭＳ 明朝" w:hint="eastAsia"/>
-          <w:color w:val="000000" w:themeColor="text1"/>
-          <w:sz w:val="20"/>
-          <w:szCs w:val="20"/>
-        </w:rPr>
-        <w:t>第四の課題は、すべての特徴量を同じ重みで扱っている点だ。たとえばエッジ全体での左右対称性と、</w:t>
-      </w:r>
-      <w:r>
-        <w:rPr>
-          <w:rFonts w:ascii="游ゴシック" w:eastAsia="游ゴシック" w:hAnsi="游ゴシック" w:cs="Montserrat"/>
-          <w:color w:val="000000" w:themeColor="text1"/>
-          <w:sz w:val="20"/>
-          <w:szCs w:val="20"/>
-        </w:rPr>
-        <w:t>8x8</w:t>
-      </w:r>
-      <w:r>
-        <w:rPr>
-          <w:rFonts w:ascii="游ゴシック" w:eastAsia="游ゴシック" w:hAnsi="游ゴシック" w:cs="ＭＳ 明朝" w:hint="eastAsia"/>
-          <w:color w:val="000000" w:themeColor="text1"/>
-          <w:sz w:val="20"/>
-          <w:szCs w:val="20"/>
-        </w:rPr>
-        <w:t>に等分したいずれかの領域のエッジ密度が、絵画の比較において同じ重みで扱われるべきかは未検証だった。特徴量には群の違いの視覚化に貢献するものもあれば、単なるノイズでしかないものもあるはずだが、ジャンルごとにまとめて次元削減してしまったため区別するのは難しかった。また意味が重複している特徴量を見分けるため、特徴量の取得段階でそれぞれの相関性を計算し、強く相関するものを排除することは、正確性・効率性双方の観点で望ましいことだろう。</w:t>
+        <w:t>は未検証だった。特徴量には群の違いの視覚化に貢献するものもあれば、単なるノイズでしかないものもあるはずだが、ジャンルごとにまとめて次元削減してしまったため区別するのは難しかった。また意味が重複している特徴量を見分けるため、特徴量の取得段階でそれぞれの相関性を計算し、強く相関するものを排除することは、正確性・効率性双方の観点で望ましいことだろう。</w:t>
       </w:r>
     </w:p>
     <w:p>
@@ -5959,7 +5992,27 @@
           <w:szCs w:val="20"/>
           <w:lang w:val="en-US"/>
         </w:rPr>
-        <w:t xml:space="preserve">[1] sk. RRRRRRRRRR. GitHub. </w:t>
+        <w:t xml:space="preserve">[1] sk. </w:t>
+      </w:r>
+      <w:r>
+        <w:rPr>
+          <w:rFonts w:ascii="游ゴシック" w:eastAsia="游ゴシック" w:hAnsi="游ゴシック" w:cs="Montserrat" w:hint="eastAsia"/>
+          <w:color w:val="000000" w:themeColor="text1"/>
+          <w:sz w:val="20"/>
+          <w:szCs w:val="20"/>
+          <w:lang w:val="en-US"/>
+        </w:rPr>
+        <w:t>jssa</w:t>
+      </w:r>
+      <w:r>
+        <w:rPr>
+          <w:rFonts w:ascii="游ゴシック" w:eastAsia="游ゴシック" w:hAnsi="游ゴシック" w:cs="Montserrat"/>
+          <w:color w:val="000000" w:themeColor="text1"/>
+          <w:sz w:val="20"/>
+          <w:szCs w:val="20"/>
+          <w:lang w:val="en-US"/>
+        </w:rPr>
+        <w:t xml:space="preserve">. GitHub. </w:t>
       </w:r>
       <w:r>
         <w:rPr>
@@ -5970,7 +6023,7 @@
         </w:rPr>
         <w:t>2026.</w:t>
       </w:r>
-      <w:hyperlink r:id="rId12">
+      <w:hyperlink r:id="rId15">
         <w:r>
           <w:rPr>
             <w:rFonts w:ascii="游ゴシック" w:eastAsia="游ゴシック" w:hAnsi="游ゴシック" w:cs="Montserrat"/>
@@ -5988,7 +6041,25 @@
           <w:sz w:val="20"/>
           <w:szCs w:val="20"/>
         </w:rPr>
-        <w:t>https://github.com/sk-sakuku/RRRRRRRRRR, (</w:t>
+        <w:t>https://github.com/sk-sakuku/</w:t>
+      </w:r>
+      <w:r>
+        <w:rPr>
+          <w:rFonts w:ascii="游ゴシック" w:eastAsia="游ゴシック" w:hAnsi="游ゴシック" w:cs="Montserrat" w:hint="eastAsia"/>
+          <w:color w:val="000000" w:themeColor="text1"/>
+          <w:sz w:val="20"/>
+          <w:szCs w:val="20"/>
+        </w:rPr>
+        <w:t>jssa</w:t>
+      </w:r>
+      <w:r>
+        <w:rPr>
+          <w:rFonts w:ascii="游ゴシック" w:eastAsia="游ゴシック" w:hAnsi="游ゴシック" w:cs="Montserrat"/>
+          <w:color w:val="000000" w:themeColor="text1"/>
+          <w:sz w:val="20"/>
+          <w:szCs w:val="20"/>
+        </w:rPr>
+        <w:t>, (</w:t>
       </w:r>
       <w:r>
         <w:rPr>
@@ -6006,7 +6077,61 @@
           <w:sz w:val="20"/>
           <w:szCs w:val="20"/>
         </w:rPr>
-        <w:t xml:space="preserve"> YYYY-MM-DD).</w:t>
+        <w:t xml:space="preserve"> </w:t>
+      </w:r>
+      <w:r>
+        <w:rPr>
+          <w:rFonts w:ascii="游ゴシック" w:eastAsia="游ゴシック" w:hAnsi="游ゴシック" w:cs="Montserrat" w:hint="eastAsia"/>
+          <w:color w:val="000000" w:themeColor="text1"/>
+          <w:sz w:val="20"/>
+          <w:szCs w:val="20"/>
+        </w:rPr>
+        <w:t>2026</w:t>
+      </w:r>
+      <w:r>
+        <w:rPr>
+          <w:rFonts w:ascii="游ゴシック" w:eastAsia="游ゴシック" w:hAnsi="游ゴシック" w:cs="Montserrat"/>
+          <w:color w:val="000000" w:themeColor="text1"/>
+          <w:sz w:val="20"/>
+          <w:szCs w:val="20"/>
+        </w:rPr>
+        <w:t>-</w:t>
+      </w:r>
+      <w:r>
+        <w:rPr>
+          <w:rFonts w:ascii="游ゴシック" w:eastAsia="游ゴシック" w:hAnsi="游ゴシック" w:cs="Montserrat" w:hint="eastAsia"/>
+          <w:color w:val="000000" w:themeColor="text1"/>
+          <w:sz w:val="20"/>
+          <w:szCs w:val="20"/>
+        </w:rPr>
+        <w:t>08</w:t>
+      </w:r>
+      <w:r>
+        <w:rPr>
+          <w:rFonts w:ascii="游ゴシック" w:eastAsia="游ゴシック" w:hAnsi="游ゴシック" w:cs="Montserrat"/>
+          <w:color w:val="000000" w:themeColor="text1"/>
+          <w:sz w:val="20"/>
+          <w:szCs w:val="20"/>
+        </w:rPr>
+        <w:t>-</w:t>
+      </w:r>
+      <w:r>
+        <w:rPr>
+          <w:rFonts w:ascii="游ゴシック" w:eastAsia="游ゴシック" w:hAnsi="游ゴシック" w:cs="Montserrat" w:hint="eastAsia"/>
+          <w:color w:val="000000" w:themeColor="text1"/>
+          <w:sz w:val="20"/>
+          <w:szCs w:val="20"/>
+        </w:rPr>
+        <w:t>21</w:t>
+      </w:r>
+      <w:r>
+        <w:rPr>
+          <w:rFonts w:ascii="游ゴシック" w:eastAsia="游ゴシック" w:hAnsi="游ゴシック" w:cs="Montserrat"/>
+          <w:color w:val="000000" w:themeColor="text1"/>
+          <w:sz w:val="20"/>
+          <w:szCs w:val="20"/>
+        </w:rPr>
+        <w:t>).</w:t>
       </w:r>
     </w:p>
     <w:p>
@@ -6151,7 +6276,6 @@
           <w:szCs w:val="20"/>
           <w:lang w:val="en-US"/>
         </w:rPr>
-        <w:lastRenderedPageBreak/>
         <w:t>[5] HORTON, C. B., Jr.; WHITE, M. W.; IYENGAR, S. S. Bias against AI art can enhance perceptions of human creativity. Scientific Reports. 2023, vol. 13, art. no. 19001. https://doi.org/10.1038/s41598-023-45202-3, (</w:t>
       </w:r>
       <w:r>
@@ -6337,6 +6461,7 @@
           <w:szCs w:val="20"/>
           <w:lang w:val="en-US"/>
         </w:rPr>
+        <w:lastRenderedPageBreak/>
         <w:t xml:space="preserve">[9] MCKINNEY, Wes. Data Structures for Statistical Computing in Python. </w:t>
       </w:r>
       <w:r>
@@ -6670,7 +6795,6 @@
           <w:rFonts w:ascii="游ゴシック" w:eastAsia="游ゴシック" w:hAnsi="游ゴシック"/>
           <w:color w:val="000000" w:themeColor="text1"/>
         </w:rPr>
-        <w:lastRenderedPageBreak/>
         <w:t xml:space="preserve">8. </w:t>
       </w:r>
       <w:r>
@@ -6702,6 +6826,7 @@
       </w:r>
     </w:p>
     <w:sectPr>
+      <w:footerReference w:type="default" r:id="rId16"/>
       <w:pgSz w:w="11906" w:h="16838"/>
       <w:pgMar w:top="1440" w:right="1440" w:bottom="1440" w:left="1440" w:header="720" w:footer="720" w:gutter="0"/>
       <w:pgNumType w:start="1"/>
@@ -6709,6 +6834,101 @@
     </w:sectPr>
   </w:body>
 </w:document>
+</file>
+
+<file path=word/endnotes.xml><?xml version="1.0" encoding="utf-8"?>
+<w:endnotes xmlns:wpc="http://schemas.microsoft.com/office/word/2010/wordprocessingCanvas" xmlns:cx="http://schemas.microsoft.com/office/drawing/2014/chartex" xmlns:cx1="http://schemas.microsoft.com/office/drawing/2015/9/8/chartex" xmlns:cx2="http://schemas.microsoft.com/office/drawing/2015/10/21/chartex" xmlns:cx3="http://schemas.microsoft.com/office/drawing/2016/5/9/chartex" xmlns:cx4="http://schemas.microsoft.com/office/drawing/2016/5/10/chartex" xmlns:cx5="http://schemas.microsoft.com/office/drawing/2016/5/11/chartex" xmlns:cx6="http://schemas.microsoft.com/office/drawing/2016/5/12/chartex" xmlns:cx7="http://schemas.microsoft.com/office/drawing/2016/5/13/chartex" xmlns:cx8="http://schemas.microsoft.com/office/drawing/2016/5/14/chartex" xmlns:mc="http://schemas.openxmlformats.org/markup-compatibility/2006" xmlns:aink="http://schemas.microsoft.com/office/drawing/2016/ink" xmlns:am3d="http://schemas.microsoft.com/office/drawing/2017/model3d" xmlns:o="urn:schemas-microsoft-com:office:office" xmlns:oel="http://schemas.microsoft.com/office/2019/extlst" xmlns:r="http://schemas.openxmlformats.org/officeDocument/2006/relationships" xmlns:m="http://schemas.openxmlformats.org/officeDocument/2006/math" xmlns:v="urn:schemas-microsoft-com:vml" xmlns:wp14="http://schemas.microsoft.com/office/word/2010/wordprocessingDrawing" xmlns:wp="http://schemas.openxmlformats.org/drawingml/2006/wordprocessingDrawing" xmlns:w10="urn:schemas-microsoft-com:office:word" xmlns:w="http://schemas.openxmlformats.org/wordprocessingml/2006/main" xmlns:w14="http://schemas.microsoft.com/office/word/2010/wordml" xmlns:w15="http://schemas.microsoft.com/office/word/2012/wordml" xmlns:w16cei="http://schemas.microsoft.com/office/word/2026/wordml/cei" xmlns:w16cex="http://schemas.microsoft.com/office/word/2018/wordml/cex" xmlns:w16cid="http://schemas.microsoft.com/office/word/2016/wordml/cid" xmlns:w16="http://schemas.microsoft.com/office/word/2018/wordml" xmlns:w16du="http://schemas.microsoft.com/office/word/2023/wordml/word16du" xmlns:w16sdtdh="http://schemas.microsoft.com/office/word/2020/wordml/sdtdatahash" xmlns:w16sdtfl="http://schemas.microsoft.com/office/word/2024/wordml/sdtformatlock" xmlns:w16se="http://schemas.microsoft.com/office/word/2015/wordml/symex" xmlns:wpg="http://schemas.microsoft.com/office/word/2010/wordprocessingGroup" xmlns:wpi="http://schemas.microsoft.com/office/word/2010/wordprocessingInk" xmlns:wne="http://schemas.microsoft.com/office/word/2006/wordml" xmlns:wps="http://schemas.microsoft.com/office/word/2010/wordprocessingShape" mc:Ignorable="w14 w15 w16se w16cid w16 w16cex w16sdtdh w16sdtfl w16du wp14">
+  <w:endnote w:type="separator" w:id="-1">
+    <w:p>
+      <w:pPr>
+        <w:spacing w:line="240" w:lineRule="auto"/>
+      </w:pPr>
+      <w:r>
+        <w:separator/>
+      </w:r>
+    </w:p>
+  </w:endnote>
+  <w:endnote w:type="continuationSeparator" w:id="0">
+    <w:p>
+      <w:pPr>
+        <w:spacing w:line="240" w:lineRule="auto"/>
+      </w:pPr>
+      <w:r>
+        <w:continuationSeparator/>
+      </w:r>
+    </w:p>
+  </w:endnote>
+</w:endnotes>
+</file>
+
+<file path=word/footer1.xml><?xml version="1.0" encoding="utf-8"?>
+<w:ftr xmlns:wpc="http://schemas.microsoft.com/office/word/2010/wordprocessingCanvas" xmlns:cx="http://schemas.microsoft.com/office/drawing/2014/chartex" xmlns:cx1="http://schemas.microsoft.com/office/drawing/2015/9/8/chartex" xmlns:cx2="http://schemas.microsoft.com/office/drawing/2015/10/21/chartex" xmlns:cx3="http://schemas.microsoft.com/office/drawing/2016/5/9/chartex" xmlns:cx4="http://schemas.microsoft.com/office/drawing/2016/5/10/chartex" xmlns:cx5="http://schemas.microsoft.com/office/drawing/2016/5/11/chartex" xmlns:cx6="http://schemas.microsoft.com/office/drawing/2016/5/12/chartex" xmlns:cx7="http://schemas.microsoft.com/office/drawing/2016/5/13/chartex" xmlns:cx8="http://schemas.microsoft.com/office/drawing/2016/5/14/chartex" xmlns:mc="http://schemas.openxmlformats.org/markup-compatibility/2006" xmlns:aink="http://schemas.microsoft.com/office/drawing/2016/ink" xmlns:am3d="http://schemas.microsoft.com/office/drawing/2017/model3d" xmlns:o="urn:schemas-microsoft-com:office:office" xmlns:oel="http://schemas.microsoft.com/office/2019/extlst" xmlns:r="http://schemas.openxmlformats.org/officeDocument/2006/relationships" xmlns:m="http://schemas.openxmlformats.org/officeDocument/2006/math" xmlns:v="urn:schemas-microsoft-com:vml" xmlns:wp14="http://schemas.microsoft.com/office/word/2010/wordprocessingDrawing" xmlns:wp="http://schemas.openxmlformats.org/drawingml/2006/wordprocessingDrawing" xmlns:w10="urn:schemas-microsoft-com:office:word" xmlns:w="http://schemas.openxmlformats.org/wordprocessingml/2006/main" xmlns:w14="http://schemas.microsoft.com/office/word/2010/wordml" xmlns:w15="http://schemas.microsoft.com/office/word/2012/wordml" xmlns:w16cei="http://schemas.microsoft.com/office/word/2026/wordml/cei" xmlns:w16cex="http://schemas.microsoft.com/office/word/2018/wordml/cex" xmlns:w16cid="http://schemas.microsoft.com/office/word/2016/wordml/cid" xmlns:w16="http://schemas.microsoft.com/office/word/2018/wordml" xmlns:w16du="http://schemas.microsoft.com/office/word/2023/wordml/word16du" xmlns:w16sdtdh="http://schemas.microsoft.com/office/word/2020/wordml/sdtdatahash" xmlns:w16sdtfl="http://schemas.microsoft.com/office/word/2024/wordml/sdtformatlock" xmlns:w16se="http://schemas.microsoft.com/office/word/2015/wordml/symex" xmlns:wpg="http://schemas.microsoft.com/office/word/2010/wordprocessingGroup" xmlns:wpi="http://schemas.microsoft.com/office/word/2010/wordprocessingInk" xmlns:wne="http://schemas.microsoft.com/office/word/2006/wordml" xmlns:wps="http://schemas.microsoft.com/office/word/2010/wordprocessingShape" mc:Ignorable="w14 w15 w16se w16cid w16 w16cex w16sdtdh w16sdtfl w16du wp14">
+  <w:sdt>
+    <w:sdtPr>
+      <w:id w:val="-255906063"/>
+      <w:docPartObj>
+        <w:docPartGallery w:val="Page Numbers (Bottom of Page)"/>
+        <w:docPartUnique/>
+      </w:docPartObj>
+    </w:sdtPr>
+    <w:sdtContent>
+      <w:p>
+        <w:pPr>
+          <w:pStyle w:val="a7"/>
+          <w:jc w:val="center"/>
+        </w:pPr>
+        <w:r>
+          <w:fldChar w:fldCharType="begin"/>
+        </w:r>
+        <w:r>
+          <w:instrText>PAGE   \* MERGEFORMAT</w:instrText>
+        </w:r>
+        <w:r>
+          <w:fldChar w:fldCharType="separate"/>
+        </w:r>
+        <w:r>
+          <w:rPr>
+            <w:lang w:val="ja-JP"/>
+          </w:rPr>
+          <w:t>2</w:t>
+        </w:r>
+        <w:r>
+          <w:fldChar w:fldCharType="end"/>
+        </w:r>
+      </w:p>
+    </w:sdtContent>
+  </w:sdt>
+  <w:p>
+    <w:pPr>
+      <w:pStyle w:val="a7"/>
+    </w:pPr>
+  </w:p>
+</w:ftr>
+</file>
+
+<file path=word/footnotes.xml><?xml version="1.0" encoding="utf-8"?>
+<w:footnotes xmlns:wpc="http://schemas.microsoft.com/office/word/2010/wordprocessingCanvas" xmlns:cx="http://schemas.microsoft.com/office/drawing/2014/chartex" xmlns:cx1="http://schemas.microsoft.com/office/drawing/2015/9/8/chartex" xmlns:cx2="http://schemas.microsoft.com/office/drawing/2015/10/21/chartex" xmlns:cx3="http://schemas.microsoft.com/office/drawing/2016/5/9/chartex" xmlns:cx4="http://schemas.microsoft.com/office/drawing/2016/5/10/chartex" xmlns:cx5="http://schemas.microsoft.com/office/drawing/2016/5/11/chartex" xmlns:cx6="http://schemas.microsoft.com/office/drawing/2016/5/12/chartex" xmlns:cx7="http://schemas.microsoft.com/office/drawing/2016/5/13/chartex" xmlns:cx8="http://schemas.microsoft.com/office/drawing/2016/5/14/chartex" xmlns:mc="http://schemas.openxmlformats.org/markup-compatibility/2006" xmlns:aink="http://schemas.microsoft.com/office/drawing/2016/ink" xmlns:am3d="http://schemas.microsoft.com/office/drawing/2017/model3d" xmlns:o="urn:schemas-microsoft-com:office:office" xmlns:oel="http://schemas.microsoft.com/office/2019/extlst" xmlns:r="http://schemas.openxmlformats.org/officeDocument/2006/relationships" xmlns:m="http://schemas.openxmlformats.org/officeDocument/2006/math" xmlns:v="urn:schemas-microsoft-com:vml" xmlns:wp14="http://schemas.microsoft.com/office/word/2010/wordprocessingDrawing" xmlns:wp="http://schemas.openxmlformats.org/drawingml/2006/wordprocessingDrawing" xmlns:w10="urn:schemas-microsoft-com:office:word" xmlns:w="http://schemas.openxmlformats.org/wordprocessingml/2006/main" xmlns:w14="http://schemas.microsoft.com/office/word/2010/wordml" xmlns:w15="http://schemas.microsoft.com/office/word/2012/wordml" xmlns:w16cei="http://schemas.microsoft.com/office/word/2026/wordml/cei" xmlns:w16cex="http://schemas.microsoft.com/office/word/2018/wordml/cex" xmlns:w16cid="http://schemas.microsoft.com/office/word/2016/wordml/cid" xmlns:w16="http://schemas.microsoft.com/office/word/2018/wordml" xmlns:w16du="http://schemas.microsoft.com/office/word/2023/wordml/word16du" xmlns:w16sdtdh="http://schemas.microsoft.com/office/word/2020/wordml/sdtdatahash" xmlns:w16sdtfl="http://schemas.microsoft.com/office/word/2024/wordml/sdtformatlock" xmlns:w16se="http://schemas.microsoft.com/office/word/2015/wordml/symex" xmlns:wpg="http://schemas.microsoft.com/office/word/2010/wordprocessingGroup" xmlns:wpi="http://schemas.microsoft.com/office/word/2010/wordprocessingInk" xmlns:wne="http://schemas.microsoft.com/office/word/2006/wordml" xmlns:wps="http://schemas.microsoft.com/office/word/2010/wordprocessingShape" mc:Ignorable="w14 w15 w16se w16cid w16 w16cex w16sdtdh w16sdtfl w16du wp14">
+  <w:footnote w:type="separator" w:id="-1">
+    <w:p>
+      <w:pPr>
+        <w:spacing w:line="240" w:lineRule="auto"/>
+      </w:pPr>
+      <w:r>
+        <w:separator/>
+      </w:r>
+    </w:p>
+  </w:footnote>
+  <w:footnote w:type="continuationSeparator" w:id="0">
+    <w:p>
+      <w:pPr>
+        <w:spacing w:line="240" w:lineRule="auto"/>
+      </w:pPr>
+      <w:r>
+        <w:continuationSeparator/>
+      </w:r>
+    </w:p>
+  </w:footnote>
+</w:footnotes>
 </file>
 
 <file path=word/styles.xml><?xml version="1.0" encoding="utf-8"?>
@@ -7297,6 +7517,50 @@
       <w:szCs w:val="30"/>
     </w:rPr>
   </w:style>
+  <w:style w:type="paragraph" w:styleId="a5">
+    <w:name w:val="header"/>
+    <w:basedOn w:val="a"/>
+    <w:link w:val="a6"/>
+    <w:uiPriority w:val="99"/>
+    <w:unhideWhenUsed/>
+    <w:rsid w:val="00AB30BF"/>
+    <w:pPr>
+      <w:tabs>
+        <w:tab w:val="center" w:pos="4252"/>
+        <w:tab w:val="right" w:pos="8504"/>
+      </w:tabs>
+      <w:snapToGrid w:val="0"/>
+    </w:pPr>
+  </w:style>
+  <w:style w:type="character" w:customStyle="1" w:styleId="a6">
+    <w:name w:val="ヘッダー (文字)"/>
+    <w:basedOn w:val="a0"/>
+    <w:link w:val="a5"/>
+    <w:uiPriority w:val="99"/>
+    <w:rsid w:val="00AB30BF"/>
+  </w:style>
+  <w:style w:type="paragraph" w:styleId="a7">
+    <w:name w:val="footer"/>
+    <w:basedOn w:val="a"/>
+    <w:link w:val="a8"/>
+    <w:uiPriority w:val="99"/>
+    <w:unhideWhenUsed/>
+    <w:rsid w:val="00AB30BF"/>
+    <w:pPr>
+      <w:tabs>
+        <w:tab w:val="center" w:pos="4252"/>
+        <w:tab w:val="right" w:pos="8504"/>
+      </w:tabs>
+      <w:snapToGrid w:val="0"/>
+    </w:pPr>
+  </w:style>
+  <w:style w:type="character" w:customStyle="1" w:styleId="a8">
+    <w:name w:val="フッター (文字)"/>
+    <w:basedOn w:val="a0"/>
+    <w:link w:val="a7"/>
+    <w:uiPriority w:val="99"/>
+    <w:rsid w:val="00AB30BF"/>
+  </w:style>
 </w:styles>
 </file>
 
@@ -7618,4 +7882,16 @@
   </a:objectDefaults>
   <a:extraClrSchemeLst/>
 </a:theme>
+</file>
+
+<file path=customXml/item1.xml><?xml version="1.0" encoding="utf-8"?>
+<b:Sources xmlns:b="http://schemas.openxmlformats.org/officeDocument/2006/bibliography" xmlns="http://schemas.openxmlformats.org/officeDocument/2006/bibliography" SelectedStyle="\APASixthEditionOfficeOnline.xsl" StyleName="APA" Version="6"/>
+</file>
+
+<file path=customXml/itemProps1.xml><?xml version="1.0" encoding="utf-8"?>
+<ds:datastoreItem xmlns:ds="http://schemas.openxmlformats.org/officeDocument/2006/customXml" ds:itemID="{250698D0-D7B5-4AC1-989E-A2FE14B33A3C}">
+  <ds:schemaRefs>
+    <ds:schemaRef ds:uri="http://schemas.openxmlformats.org/officeDocument/2006/bibliography"/>
+  </ds:schemaRefs>
+</ds:datastoreItem>
 </file>